--- a/docs/Estudio Comparativo de Algoritmos para el Problema del Bandido Multi.docx
+++ b/docs/Estudio Comparativo de Algoritmos para el Problema del Bandido Multi.docx
@@ -87,6 +87,15 @@
     </w:p>
     <w:sdt>
       <w:sdtPr>
+        <w:rPr>
+          <w:rFonts w:asciiTheme="minorHAnsi" w:eastAsiaTheme="minorHAnsi" w:hAnsiTheme="minorHAnsi" w:cstheme="minorBidi"/>
+          <w:color w:val="auto"/>
+          <w:kern w:val="2"/>
+          <w:sz w:val="22"/>
+          <w:szCs w:val="22"/>
+          <w:lang w:eastAsia="en-US"/>
+          <w14:ligatures w14:val="standardContextual"/>
+        </w:rPr>
         <w:id w:val="1578627535"/>
         <w:docPartObj>
           <w:docPartGallery w:val="Table of Contents"/>
@@ -95,15 +104,8 @@
       </w:sdtPr>
       <w:sdtEndPr>
         <w:rPr>
-          <w:rFonts w:asciiTheme="minorHAnsi" w:eastAsiaTheme="minorHAnsi" w:hAnsiTheme="minorHAnsi" w:cstheme="minorBidi"/>
-          <w:b/>
-          <w:bCs/>
-          <w:color w:val="auto"/>
-          <w:kern w:val="2"/>
-          <w:sz w:val="22"/>
-          <w:szCs w:val="22"/>
-          <w:lang w:eastAsia="en-US"/>
-          <w14:ligatures w14:val="standardContextual"/>
+          <w:b/>
+          <w:bCs/>
         </w:rPr>
       </w:sdtEndPr>
       <w:sdtContent>
@@ -582,323 +584,211 @@
       </w:r>
       <w:proofErr w:type="spellEnd"/>
       <w:r>
+        <w:t xml:space="preserve"> es un modelo fundamental en aprendizaje por refuerzo, donde un agente debe elegir repetidamente entre varias opciones sin conocer de antemano sus recompensas. El desafío radica en equilibrar </w:t>
+      </w:r>
+      <w:r>
+        <w:rPr>
+          <w:b/>
+          <w:bCs/>
+        </w:rPr>
+        <w:t>exploración</w:t>
+      </w:r>
+      <w:r>
+        <w:t xml:space="preserve"> (adquirir información sobre los brazos) y </w:t>
+      </w:r>
+      <w:r>
+        <w:rPr>
+          <w:b/>
+          <w:bCs/>
+        </w:rPr>
+        <w:t>explotación</w:t>
+      </w:r>
+      <w:r>
+        <w:t xml:space="preserve"> (maximizar la recompensa acumulada).</w:t>
+      </w:r>
+    </w:p>
+    <w:p>
+      <w:r>
+        <w:t xml:space="preserve">Para ello se implementan varias familias de métodos: </w:t>
+      </w:r>
+    </w:p>
+    <w:p>
+      <w:pPr>
+        <w:numPr>
+          <w:ilvl w:val="0"/>
+          <w:numId w:val="9"/>
+        </w:numPr>
+      </w:pPr>
+      <w:r>
+        <w:rPr>
+          <w:b/>
+          <w:bCs/>
+          <w:lang w:val="el-GR"/>
+        </w:rPr>
+        <w:t>ε</w:t>
+      </w:r>
+      <w:r>
+        <w:rPr>
+          <w:b/>
+          <w:bCs/>
+        </w:rPr>
+        <w:t>-</w:t>
+      </w:r>
+      <w:proofErr w:type="spellStart"/>
+      <w:r>
+        <w:rPr>
+          <w:b/>
+          <w:bCs/>
+        </w:rPr>
+        <w:t>Greedy</w:t>
+      </w:r>
+      <w:proofErr w:type="spellEnd"/>
+      <w:r>
+        <w:t>: Selección basada en recompensa estimada con exploración controlada.</w:t>
+      </w:r>
+    </w:p>
+    <w:p>
+      <w:pPr>
+        <w:numPr>
+          <w:ilvl w:val="0"/>
+          <w:numId w:val="9"/>
+        </w:numPr>
+      </w:pPr>
+      <w:proofErr w:type="spellStart"/>
+      <w:r>
+        <w:rPr>
+          <w:b/>
+          <w:bCs/>
+        </w:rPr>
+        <w:t>Upper</w:t>
+      </w:r>
+      <w:proofErr w:type="spellEnd"/>
+      <w:r>
+        <w:rPr>
+          <w:b/>
+          <w:bCs/>
+        </w:rPr>
+        <w:t xml:space="preserve"> </w:t>
+      </w:r>
+      <w:proofErr w:type="spellStart"/>
+      <w:r>
+        <w:rPr>
+          <w:b/>
+          <w:bCs/>
+        </w:rPr>
+        <w:t>Confidence</w:t>
+      </w:r>
+      <w:proofErr w:type="spellEnd"/>
+      <w:r>
+        <w:rPr>
+          <w:b/>
+          <w:bCs/>
+        </w:rPr>
+        <w:t xml:space="preserve"> </w:t>
+      </w:r>
+      <w:proofErr w:type="spellStart"/>
+      <w:r>
+        <w:rPr>
+          <w:b/>
+          <w:bCs/>
+        </w:rPr>
+        <w:t>Bound</w:t>
+      </w:r>
+      <w:proofErr w:type="spellEnd"/>
+      <w:r>
+        <w:rPr>
+          <w:b/>
+          <w:bCs/>
+        </w:rPr>
+        <w:t xml:space="preserve"> (UCB)</w:t>
+      </w:r>
+      <w:r>
+        <w:t>: Uso de confianza estadística para balancear exploración.</w:t>
+      </w:r>
+    </w:p>
+    <w:p>
+      <w:pPr>
+        <w:numPr>
+          <w:ilvl w:val="0"/>
+          <w:numId w:val="9"/>
+        </w:numPr>
+      </w:pPr>
+      <w:r>
+        <w:rPr>
+          <w:b/>
+          <w:bCs/>
+        </w:rPr>
+        <w:t>Ascenso</w:t>
+      </w:r>
+      <w:r>
+        <w:rPr>
+          <w:b/>
+          <w:bCs/>
+        </w:rPr>
+        <w:t xml:space="preserve"> de Gradiente</w:t>
+      </w:r>
+      <w:r>
+        <w:t xml:space="preserve">: </w:t>
+      </w:r>
+      <w:proofErr w:type="spellStart"/>
+      <w:r>
+        <w:t>Softmax</w:t>
+      </w:r>
+      <w:proofErr w:type="spellEnd"/>
+      <w:r>
+        <w:t xml:space="preserve"> y Gradiente de Preferencias para actualización probabilística.</w:t>
+      </w:r>
+    </w:p>
+    <w:p>
+      <w:pPr>
+        <w:numPr>
+          <w:ilvl w:val="0"/>
+          <w:numId w:val="9"/>
+        </w:numPr>
+      </w:pPr>
+      <w:r>
+        <w:rPr>
+          <w:b/>
+          <w:bCs/>
+        </w:rPr>
+        <w:t>Métodos Bayesianos</w:t>
+      </w:r>
+      <w:r>
+        <w:t>: Muestreo de Thompson y UCB Bayesiano con modelado de incertidumbre.</w:t>
+      </w:r>
+    </w:p>
+    <w:p/>
+    <w:p>
+      <w:r>
+        <w:lastRenderedPageBreak/>
+        <w:t xml:space="preserve">Los algoritmos se evaluaron con distintas </w:t>
+      </w:r>
+      <w:r>
+        <w:rPr>
+          <w:b/>
+          <w:bCs/>
+        </w:rPr>
+        <w:t xml:space="preserve">distribuciones de </w:t>
+      </w:r>
+      <w:r>
+        <w:rPr>
+          <w:b/>
+          <w:bCs/>
+        </w:rPr>
+        <w:t>brazos</w:t>
+      </w:r>
+      <w:r>
         <w:t xml:space="preserve"> (</w:t>
       </w:r>
-      <w:proofErr w:type="spellStart"/>
       <w:r>
         <w:rPr>
           <w:i/>
           <w:iCs/>
         </w:rPr>
-        <w:t>multi-armed</w:t>
-      </w:r>
-      <w:proofErr w:type="spellEnd"/>
-      <w:r>
-        <w:rPr>
-          <w:i/>
-          <w:iCs/>
-        </w:rPr>
-        <w:t xml:space="preserve"> </w:t>
-      </w:r>
-      <w:proofErr w:type="spellStart"/>
-      <w:r>
-        <w:rPr>
-          <w:i/>
-          <w:iCs/>
-        </w:rPr>
-        <w:t>bandit</w:t>
-      </w:r>
-      <w:proofErr w:type="spellEnd"/>
-      <w:r>
-        <w:rPr>
-          <w:i/>
-          <w:iCs/>
-        </w:rPr>
-        <w:t>, MAB</w:t>
-      </w:r>
-      <w:r>
-        <w:t xml:space="preserve">) es un modelo fundamental en aprendizaje por refuerzo, donde un agente debe elegir repetidamente entre varias opciones sin conocer de antemano sus recompensas. El desafío radica en equilibrar </w:t>
-      </w:r>
-      <w:r>
-        <w:rPr>
-          <w:b/>
-          <w:bCs/>
-        </w:rPr>
-        <w:t>exploración</w:t>
-      </w:r>
-      <w:r>
-        <w:t xml:space="preserve"> (adquirir información sobre los brazos) y </w:t>
-      </w:r>
-      <w:r>
-        <w:rPr>
-          <w:b/>
-          <w:bCs/>
-        </w:rPr>
-        <w:t>explotación</w:t>
-      </w:r>
-      <w:r>
-        <w:t xml:space="preserve"> (maximizar la recompensa acumulada).</w:t>
-      </w:r>
-    </w:p>
-    <w:p>
-      <w:r>
-        <w:t>Este estudio compara distintos enfoques para resolver el problema, organizados en tres categorías:</w:t>
-      </w:r>
-    </w:p>
-    <w:p>
-      <w:pPr>
-        <w:numPr>
-          <w:ilvl w:val="0"/>
-          <w:numId w:val="2"/>
-        </w:numPr>
-      </w:pPr>
-      <w:r>
-        <w:rPr>
-          <w:b/>
-          <w:bCs/>
-        </w:rPr>
-        <w:t>Métodos Clásicos:</w:t>
-      </w:r>
-    </w:p>
-    <w:p>
-      <w:pPr>
-        <w:numPr>
-          <w:ilvl w:val="1"/>
-          <w:numId w:val="2"/>
-        </w:numPr>
-      </w:pPr>
-      <w:r>
-        <w:rPr>
-          <w:i/>
-          <w:iCs/>
-        </w:rPr>
-        <w:t>ε-</w:t>
-      </w:r>
-      <w:proofErr w:type="spellStart"/>
-      <w:r>
-        <w:rPr>
-          <w:i/>
-          <w:iCs/>
-        </w:rPr>
-        <w:t>Greedy</w:t>
-      </w:r>
-      <w:proofErr w:type="spellEnd"/>
-      <w:r>
-        <w:t>: Alterna entre selección aleatoria y explotación del mejor brazo conocido.</w:t>
-      </w:r>
-    </w:p>
-    <w:p>
-      <w:pPr>
-        <w:numPr>
-          <w:ilvl w:val="1"/>
-          <w:numId w:val="2"/>
-        </w:numPr>
-      </w:pPr>
-      <w:r>
-        <w:rPr>
-          <w:i/>
-          <w:iCs/>
-        </w:rPr>
-        <w:t>UCB (</w:t>
-      </w:r>
-      <w:proofErr w:type="spellStart"/>
-      <w:r>
-        <w:rPr>
-          <w:i/>
-          <w:iCs/>
-        </w:rPr>
-        <w:t>Upper</w:t>
-      </w:r>
-      <w:proofErr w:type="spellEnd"/>
-      <w:r>
-        <w:rPr>
-          <w:i/>
-          <w:iCs/>
-        </w:rPr>
-        <w:t xml:space="preserve"> </w:t>
-      </w:r>
-      <w:proofErr w:type="spellStart"/>
-      <w:r>
-        <w:rPr>
-          <w:i/>
-          <w:iCs/>
-        </w:rPr>
-        <w:t>Confidence</w:t>
-      </w:r>
-      <w:proofErr w:type="spellEnd"/>
-      <w:r>
-        <w:rPr>
-          <w:i/>
-          <w:iCs/>
-        </w:rPr>
-        <w:t xml:space="preserve"> </w:t>
-      </w:r>
-      <w:proofErr w:type="spellStart"/>
-      <w:r>
-        <w:rPr>
-          <w:i/>
-          <w:iCs/>
-        </w:rPr>
-        <w:t>Bound</w:t>
-      </w:r>
-      <w:proofErr w:type="spellEnd"/>
-      <w:r>
-        <w:rPr>
-          <w:i/>
-          <w:iCs/>
-        </w:rPr>
-        <w:t>)</w:t>
-      </w:r>
-      <w:r>
-        <w:t>: Usa intervalos de confianza para dirigir la exploración.</w:t>
-      </w:r>
-    </w:p>
-    <w:p>
-      <w:pPr>
-        <w:numPr>
-          <w:ilvl w:val="0"/>
-          <w:numId w:val="2"/>
-        </w:numPr>
-      </w:pPr>
-      <w:r>
-        <w:rPr>
-          <w:b/>
-          <w:bCs/>
-        </w:rPr>
-        <w:t>Métodos Basados en Gradiente:</w:t>
-      </w:r>
-    </w:p>
-    <w:p>
-      <w:pPr>
-        <w:numPr>
-          <w:ilvl w:val="1"/>
-          <w:numId w:val="2"/>
-        </w:numPr>
-      </w:pPr>
-      <w:proofErr w:type="spellStart"/>
-      <w:r>
-        <w:rPr>
-          <w:i/>
-          <w:iCs/>
-        </w:rPr>
-        <w:t>Softmax</w:t>
-      </w:r>
-      <w:proofErr w:type="spellEnd"/>
-      <w:r>
-        <w:t>: Asigna probabilidades de selección proporcionalmente a las recompensas estimadas.</w:t>
-      </w:r>
-    </w:p>
-    <w:p>
-      <w:pPr>
-        <w:numPr>
-          <w:ilvl w:val="1"/>
-          <w:numId w:val="2"/>
-        </w:numPr>
-      </w:pPr>
-      <w:r>
-        <w:rPr>
-          <w:i/>
-          <w:iCs/>
-        </w:rPr>
-        <w:lastRenderedPageBreak/>
-        <w:t>Gradiente de Preferencias</w:t>
-      </w:r>
-      <w:r>
-        <w:t>: Ajusta las preferencias de selección mediante aprendizaje por refuerzo.</w:t>
-      </w:r>
-    </w:p>
-    <w:p>
-      <w:pPr>
-        <w:numPr>
-          <w:ilvl w:val="0"/>
-          <w:numId w:val="2"/>
-        </w:numPr>
-      </w:pPr>
-      <w:r>
-        <w:rPr>
-          <w:b/>
-          <w:bCs/>
-        </w:rPr>
-        <w:t>Métodos Bayesianos:</w:t>
-      </w:r>
-    </w:p>
-    <w:p>
-      <w:pPr>
-        <w:numPr>
-          <w:ilvl w:val="1"/>
-          <w:numId w:val="2"/>
-        </w:numPr>
-      </w:pPr>
-      <w:r>
-        <w:rPr>
-          <w:i/>
-          <w:iCs/>
-        </w:rPr>
-        <w:t xml:space="preserve">Thompson </w:t>
-      </w:r>
-      <w:proofErr w:type="spellStart"/>
-      <w:r>
-        <w:rPr>
-          <w:i/>
-          <w:iCs/>
-        </w:rPr>
-        <w:t>Sampling</w:t>
-      </w:r>
-      <w:proofErr w:type="spellEnd"/>
-      <w:r>
-        <w:t>: Selecciona brazos mediante muestreo de distribuciones Beta.</w:t>
-      </w:r>
-    </w:p>
-    <w:p>
-      <w:pPr>
-        <w:numPr>
-          <w:ilvl w:val="1"/>
-          <w:numId w:val="2"/>
-        </w:numPr>
-      </w:pPr>
-      <w:proofErr w:type="spellStart"/>
-      <w:r>
-        <w:rPr>
-          <w:i/>
-          <w:iCs/>
-        </w:rPr>
-        <w:t>Bayesian</w:t>
-      </w:r>
-      <w:proofErr w:type="spellEnd"/>
-      <w:r>
-        <w:rPr>
-          <w:i/>
-          <w:iCs/>
-        </w:rPr>
-        <w:t xml:space="preserve"> UCB</w:t>
-      </w:r>
-      <w:r>
-        <w:t>: Variante bayesiana de UCB basada en distribuciones de probabilidad.</w:t>
-      </w:r>
-    </w:p>
-    <w:p>
-      <w:r>
-        <w:t xml:space="preserve">Los algoritmos se evaluaron con distintas </w:t>
-      </w:r>
-      <w:r>
-        <w:rPr>
-          <w:b/>
-          <w:bCs/>
-        </w:rPr>
-        <w:t>distribuciones de recompensas</w:t>
-      </w:r>
-      <w:r>
-        <w:t xml:space="preserve"> (</w:t>
-      </w:r>
-      <w:r>
-        <w:rPr>
-          <w:i/>
-          <w:iCs/>
-        </w:rPr>
         <w:t>Bernoulli, Binomial, Normal y Beta</w:t>
       </w:r>
       <w:r>
-        <w:t>), midiendo cuatro métricas clave:</w:t>
+        <w:t>), midiendo cuatro métricas:</w:t>
       </w:r>
     </w:p>
     <w:p>
@@ -1006,263 +896,302 @@
       </w:r>
       <w:bookmarkEnd w:id="1"/>
     </w:p>
-    <w:p>
-      <w:r>
-        <w:t>Se han implementado seis algoritmos agrupados en tres enfoques principales:</w:t>
-      </w:r>
-    </w:p>
-    <w:p>
-      <w:pPr>
+    <w:p/>
+    <w:p/>
+    <w:p>
+      <w:r>
+        <w:rPr>
+          <w:noProof/>
+        </w:rPr>
+        <w:drawing>
+          <wp:anchor distT="0" distB="0" distL="114300" distR="114300" simplePos="0" relativeHeight="251658240" behindDoc="0" locked="0" layoutInCell="1" allowOverlap="1" wp14:anchorId="48FDAC59" wp14:editId="1FB7DE56">
+            <wp:simplePos x="0" y="0"/>
+            <wp:positionH relativeFrom="column">
+              <wp:posOffset>2595245</wp:posOffset>
+            </wp:positionH>
+            <wp:positionV relativeFrom="paragraph">
+              <wp:posOffset>166858</wp:posOffset>
+            </wp:positionV>
+            <wp:extent cx="4040305" cy="4443019"/>
+            <wp:effectExtent l="0" t="0" r="0" b="0"/>
+            <wp:wrapSquare wrapText="bothSides"/>
+            <wp:docPr id="159303957" name="Imagen 3"/>
+            <wp:cNvGraphicFramePr>
+              <a:graphicFrameLocks xmlns:a="http://schemas.openxmlformats.org/drawingml/2006/main" noChangeAspect="1"/>
+            </wp:cNvGraphicFramePr>
+            <a:graphic xmlns:a="http://schemas.openxmlformats.org/drawingml/2006/main">
+              <a:graphicData uri="http://schemas.openxmlformats.org/drawingml/2006/picture">
+                <pic:pic xmlns:pic="http://schemas.openxmlformats.org/drawingml/2006/picture">
+                  <pic:nvPicPr>
+                    <pic:cNvPr id="0" name="Picture 4"/>
+                    <pic:cNvPicPr>
+                      <a:picLocks noChangeAspect="1" noChangeArrowheads="1"/>
+                    </pic:cNvPicPr>
+                  </pic:nvPicPr>
+                  <pic:blipFill>
+                    <a:blip r:embed="rId8" cstate="print">
+                      <a:extLst>
+                        <a:ext uri="{28A0092B-C50C-407E-A947-70E740481C1C}">
+                          <a14:useLocalDpi xmlns:a14="http://schemas.microsoft.com/office/drawing/2010/main" val="0"/>
+                        </a:ext>
+                      </a:extLst>
+                    </a:blip>
+                    <a:srcRect/>
+                    <a:stretch>
+                      <a:fillRect/>
+                    </a:stretch>
+                  </pic:blipFill>
+                  <pic:spPr bwMode="auto">
+                    <a:xfrm>
+                      <a:off x="0" y="0"/>
+                      <a:ext cx="4040305" cy="4443019"/>
+                    </a:xfrm>
+                    <a:prstGeom prst="rect">
+                      <a:avLst/>
+                    </a:prstGeom>
+                    <a:noFill/>
+                  </pic:spPr>
+                </pic:pic>
+              </a:graphicData>
+            </a:graphic>
+          </wp:anchor>
+        </w:drawing>
+      </w:r>
+      <w:r>
+        <w:t>Se han implementado</w:t>
+      </w:r>
+      <w:r>
+        <w:t>:</w:t>
+      </w:r>
+    </w:p>
+    <w:p>
+      <w:pPr>
+        <w:pStyle w:val="Prrafodelista"/>
         <w:numPr>
           <w:ilvl w:val="0"/>
-          <w:numId w:val="4"/>
+          <w:numId w:val="10"/>
         </w:numPr>
       </w:pPr>
       <w:r>
-        <w:rPr>
-          <w:b/>
-          <w:bCs/>
-        </w:rPr>
-        <w:t>Métodos Clásicos:</w:t>
-      </w:r>
-    </w:p>
-    <w:p>
-      <w:pPr>
+        <w:t>7</w:t>
+      </w:r>
+      <w:r>
+        <w:t xml:space="preserve"> algoritmos </w:t>
+      </w:r>
+      <w:r>
+        <w:t>de decisión</w:t>
+      </w:r>
+      <w:r>
+        <w:t xml:space="preserve"> </w:t>
+      </w:r>
+      <w:proofErr w:type="spellStart"/>
+      <w:r>
+        <w:t>e</w:t>
+      </w:r>
+      <w:r>
+        <w:t>psilon</w:t>
+      </w:r>
+      <w:r>
+        <w:t>_</w:t>
+      </w:r>
+      <w:r>
+        <w:t>greedy</w:t>
+      </w:r>
+      <w:proofErr w:type="spellEnd"/>
+      <w:r>
+        <w:t xml:space="preserve"> (ya disponible)</w:t>
+      </w:r>
+      <w:r>
+        <w:t>, p</w:t>
+      </w:r>
+      <w:proofErr w:type="spellStart"/>
+      <w:r>
+        <w:t>reference_gradient</w:t>
+      </w:r>
+      <w:proofErr w:type="spellEnd"/>
+      <w:r>
+        <w:t xml:space="preserve">, </w:t>
+      </w:r>
+      <w:proofErr w:type="spellStart"/>
+      <w:r>
+        <w:t>softmax</w:t>
+      </w:r>
+      <w:proofErr w:type="spellEnd"/>
+      <w:r>
+        <w:t xml:space="preserve">, </w:t>
+      </w:r>
+      <w:proofErr w:type="spellStart"/>
+      <w:r>
+        <w:t>t</w:t>
+      </w:r>
+      <w:r>
+        <w:t>hompson_sampling</w:t>
+      </w:r>
+      <w:proofErr w:type="spellEnd"/>
+      <w:r>
+        <w:t xml:space="preserve">, </w:t>
+      </w:r>
+      <w:proofErr w:type="spellStart"/>
+      <w:r>
+        <w:t>bayesian_ucb</w:t>
+      </w:r>
+      <w:proofErr w:type="spellEnd"/>
+      <w:r>
+        <w:t>, ucb1, ucb2</w:t>
+      </w:r>
+    </w:p>
+    <w:p>
+      <w:pPr>
+        <w:pStyle w:val="Prrafodelista"/>
         <w:numPr>
-          <w:ilvl w:val="1"/>
-          <w:numId w:val="4"/>
+          <w:ilvl w:val="0"/>
+          <w:numId w:val="10"/>
         </w:numPr>
       </w:pPr>
+      <w:r>
+        <w:t>4</w:t>
+      </w:r>
+      <w:r>
+        <w:t xml:space="preserve"> distribuciones </w:t>
+      </w:r>
+      <w:r>
+        <w:t xml:space="preserve">para los </w:t>
+      </w:r>
+      <w:r>
+        <w:t xml:space="preserve">brazos </w:t>
+      </w:r>
+      <w:r>
+        <w:t>Bernoulli, beta, binomial y normal</w:t>
+      </w:r>
+      <w:r>
+        <w:t xml:space="preserve"> (ya disponible)</w:t>
+      </w:r>
+    </w:p>
+    <w:p>
+      <w:pPr>
+        <w:pStyle w:val="Prrafodelista"/>
+        <w:numPr>
+          <w:ilvl w:val="0"/>
+          <w:numId w:val="10"/>
+        </w:numPr>
+      </w:pPr>
+      <w:r>
+        <w:t>4</w:t>
+      </w:r>
+      <w:r>
+        <w:t xml:space="preserve"> gráficas </w:t>
+      </w:r>
+      <w:r>
+        <w:t>de recompensa promedio</w:t>
+      </w:r>
+      <w:r>
+        <w:t xml:space="preserve"> </w:t>
+      </w:r>
+      <w:r>
+        <w:t>(ya disponible)</w:t>
+      </w:r>
+      <w:r>
+        <w:t xml:space="preserve">, selección del brazo óptimo, estadísticas de brazos y </w:t>
+      </w:r>
+      <w:proofErr w:type="spellStart"/>
+      <w:r>
+        <w:t>regret</w:t>
+      </w:r>
+      <w:proofErr w:type="spellEnd"/>
+      <w:r>
+        <w:t xml:space="preserve"> acumulado.  </w:t>
+      </w:r>
+    </w:p>
+    <w:p>
+      <w:pPr>
+        <w:pStyle w:val="Prrafodelista"/>
+        <w:numPr>
+          <w:ilvl w:val="0"/>
+          <w:numId w:val="10"/>
+        </w:numPr>
+      </w:pPr>
+      <w:r>
+        <w:t>4 estudios en notebooks:</w:t>
+      </w:r>
+      <w:r>
+        <w:t xml:space="preserve"> </w:t>
+      </w:r>
+      <w:r>
+        <w:t>ε-</w:t>
+      </w:r>
+      <w:proofErr w:type="spellStart"/>
+      <w:r>
+        <w:t>Greedy</w:t>
+      </w:r>
+      <w:proofErr w:type="spellEnd"/>
+      <w:r>
+        <w:t xml:space="preserve">, </w:t>
+      </w:r>
+      <w:r>
+        <w:t>UCB</w:t>
+      </w:r>
+      <w:r>
+        <w:t>1 y UCB2, a</w:t>
+      </w:r>
+      <w:r>
+        <w:t>scenso de Gradiente</w:t>
+      </w:r>
+      <w:r>
+        <w:t xml:space="preserve"> (</w:t>
+      </w:r>
+      <w:proofErr w:type="spellStart"/>
+      <w:r>
+        <w:t>Softmax</w:t>
+      </w:r>
+      <w:proofErr w:type="spellEnd"/>
+      <w:r>
+        <w:t xml:space="preserve"> y Gradiente de Preferencias</w:t>
+      </w:r>
+      <w:r>
+        <w:t>), m</w:t>
+      </w:r>
+      <w:r>
+        <w:t>étodos Bayesianos</w:t>
+      </w:r>
+      <w:r>
+        <w:t xml:space="preserve"> (</w:t>
+      </w:r>
+      <w:r>
+        <w:t>m</w:t>
+      </w:r>
+      <w:r>
+        <w:t>uestreo de Thompson y UCB Bayesiano</w:t>
+      </w:r>
+      <w:r>
+        <w:t>)</w:t>
+      </w:r>
+      <w:r>
+        <w:t>.</w:t>
+      </w:r>
+      <w:r>
+        <w:t xml:space="preserve"> </w:t>
+      </w:r>
+      <w:r>
+        <w:t>Cada algoritmo se evaluó con diferentes distribuciones de recompensa (</w:t>
+      </w:r>
       <w:r>
         <w:rPr>
           <w:i/>
           <w:iCs/>
         </w:rPr>
-        <w:t>ε-</w:t>
-      </w:r>
-      <w:proofErr w:type="spellStart"/>
-      <w:r>
-        <w:rPr>
-          <w:i/>
-          <w:iCs/>
-        </w:rPr>
-        <w:t>Greedy</w:t>
-      </w:r>
-      <w:proofErr w:type="spellEnd"/>
-      <w:r>
-        <w:t>: Explora con probabilidad ε y explota el mejor brazo con 1-ε.</w:t>
-      </w:r>
-    </w:p>
-    <w:p>
-      <w:pPr>
-        <w:numPr>
-          <w:ilvl w:val="1"/>
-          <w:numId w:val="4"/>
-        </w:numPr>
-      </w:pPr>
-      <w:r>
-        <w:rPr>
-          <w:i/>
-          <w:iCs/>
-        </w:rPr>
-        <w:t>UCB (</w:t>
-      </w:r>
-      <w:proofErr w:type="spellStart"/>
-      <w:r>
-        <w:rPr>
-          <w:i/>
-          <w:iCs/>
-        </w:rPr>
-        <w:t>Upper</w:t>
-      </w:r>
-      <w:proofErr w:type="spellEnd"/>
-      <w:r>
-        <w:rPr>
-          <w:i/>
-          <w:iCs/>
-        </w:rPr>
-        <w:t xml:space="preserve"> </w:t>
-      </w:r>
-      <w:proofErr w:type="spellStart"/>
-      <w:r>
-        <w:rPr>
-          <w:i/>
-          <w:iCs/>
-        </w:rPr>
-        <w:t>Confidence</w:t>
-      </w:r>
-      <w:proofErr w:type="spellEnd"/>
-      <w:r>
-        <w:rPr>
-          <w:i/>
-          <w:iCs/>
-        </w:rPr>
-        <w:t xml:space="preserve"> </w:t>
-      </w:r>
-      <w:proofErr w:type="spellStart"/>
-      <w:r>
-        <w:rPr>
-          <w:i/>
-          <w:iCs/>
-        </w:rPr>
-        <w:t>Bound</w:t>
-      </w:r>
-      <w:proofErr w:type="spellEnd"/>
-      <w:r>
-        <w:rPr>
-          <w:i/>
-          <w:iCs/>
-        </w:rPr>
-        <w:t>)</w:t>
-      </w:r>
-      <w:r>
-        <w:t>: Prioriza brazos menos explorados usando intervalos de confianza.</w:t>
-      </w:r>
-    </w:p>
-    <w:p>
-      <w:pPr>
-        <w:numPr>
-          <w:ilvl w:val="0"/>
-          <w:numId w:val="4"/>
-        </w:numPr>
-      </w:pPr>
-      <w:r>
-        <w:rPr>
-          <w:b/>
-          <w:bCs/>
-        </w:rPr>
-        <w:t>Métodos Basados en Gradiente:</w:t>
-      </w:r>
-    </w:p>
-    <w:p>
-      <w:pPr>
-        <w:numPr>
-          <w:ilvl w:val="1"/>
-          <w:numId w:val="4"/>
-        </w:numPr>
-      </w:pPr>
-      <w:proofErr w:type="spellStart"/>
-      <w:r>
-        <w:rPr>
-          <w:i/>
-          <w:iCs/>
-        </w:rPr>
-        <w:t>Softmax</w:t>
-      </w:r>
-      <w:proofErr w:type="spellEnd"/>
-      <w:r>
-        <w:t>: Asigna probabilidades de selección basadas en una función exponencial de las recompensas estimadas.</w:t>
-      </w:r>
-    </w:p>
-    <w:p>
-      <w:pPr>
-        <w:numPr>
-          <w:ilvl w:val="1"/>
-          <w:numId w:val="4"/>
-        </w:numPr>
-      </w:pPr>
-      <w:r>
-        <w:rPr>
-          <w:i/>
-          <w:iCs/>
-        </w:rPr>
-        <w:t>Gradiente de Preferencias</w:t>
-      </w:r>
-      <w:r>
-        <w:t>: Ajusta iterativamente la probabilidad de selección de los brazos en función de la recompensa obtenida.</w:t>
-      </w:r>
-    </w:p>
-    <w:p>
-      <w:pPr>
-        <w:numPr>
-          <w:ilvl w:val="0"/>
-          <w:numId w:val="4"/>
-        </w:numPr>
-      </w:pPr>
-      <w:r>
-        <w:rPr>
-          <w:b/>
-          <w:bCs/>
-        </w:rPr>
-        <w:t>Métodos Bayesianos:</w:t>
-      </w:r>
-    </w:p>
-    <w:p>
-      <w:pPr>
-        <w:numPr>
-          <w:ilvl w:val="1"/>
-          <w:numId w:val="4"/>
-        </w:numPr>
-      </w:pPr>
-      <w:r>
-        <w:rPr>
-          <w:i/>
-          <w:iCs/>
-        </w:rPr>
-        <w:t xml:space="preserve">Thompson </w:t>
-      </w:r>
-      <w:proofErr w:type="spellStart"/>
-      <w:r>
-        <w:rPr>
-          <w:i/>
-          <w:iCs/>
-        </w:rPr>
-        <w:t>Sampling</w:t>
-      </w:r>
-      <w:proofErr w:type="spellEnd"/>
-      <w:r>
-        <w:t>: Realiza un muestreo bayesiano para seleccionar el brazo con mayor probabilidad de ser óptimo.</w:t>
-      </w:r>
-    </w:p>
-    <w:p>
-      <w:pPr>
-        <w:numPr>
-          <w:ilvl w:val="1"/>
-          <w:numId w:val="4"/>
-        </w:numPr>
-      </w:pPr>
-      <w:proofErr w:type="spellStart"/>
-      <w:r>
-        <w:rPr>
-          <w:i/>
-          <w:iCs/>
-        </w:rPr>
-        <w:t>Bayesian</w:t>
-      </w:r>
-      <w:proofErr w:type="spellEnd"/>
-      <w:r>
-        <w:rPr>
-          <w:i/>
-          <w:iCs/>
-        </w:rPr>
-        <w:t xml:space="preserve"> UCB</w:t>
-      </w:r>
-      <w:r>
-        <w:t>: Variante de UCB que utiliza distribuciones Beta para calcular los límites superiores de confianza.</w:t>
-      </w:r>
-    </w:p>
-    <w:p>
-      <w:r>
-        <w:t>Cada algoritmo se evaluó con diferentes distribuciones de recompensa (</w:t>
-      </w:r>
-      <w:r>
-        <w:rPr>
-          <w:i/>
-          <w:iCs/>
-        </w:rPr>
         <w:t>Bernoulli, Binomial, Normal y Beta</w:t>
       </w:r>
       <w:r>
         <w:t>), adaptando su estrategia de exploración y explotación según las características de cada entorno.</w:t>
       </w:r>
     </w:p>
-    <w:p/>
     <w:p>
       <w:pPr>
         <w:pStyle w:val="Ttulo1"/>
       </w:pPr>
       <w:bookmarkStart w:id="2" w:name="_Toc191319910"/>
       <w:r>
+        <w:lastRenderedPageBreak/>
         <w:t>Metodología y Experimentos</w:t>
       </w:r>
       <w:bookmarkEnd w:id="2"/>
@@ -1439,7 +1368,6 @@
         <w:t xml:space="preserve"> independientes para cada enfoque, facilitando su ejecución y análisis desde un </w:t>
       </w:r>
       <w:proofErr w:type="spellStart"/>
-      <w:proofErr w:type="gramStart"/>
       <w:r>
         <w:rPr>
           <w:i/>
@@ -1448,7 +1376,6 @@
         <w:t>main.ipynb</w:t>
       </w:r>
       <w:proofErr w:type="spellEnd"/>
-      <w:proofErr w:type="gramEnd"/>
       <w:r>
         <w:t xml:space="preserve"> con acceso a Google </w:t>
       </w:r>
@@ -1475,50 +1402,376 @@
     <w:p>
       <w:r>
         <w:t>Los experimentos mostraron diferencias clave entre los algoritmos:</w:t>
+      </w:r>
+    </w:p>
+    <w:p/>
+    <w:p>
+      <w:pPr>
+        <w:pStyle w:val="Ttulo2"/>
+      </w:pPr>
+      <w:proofErr w:type="spellStart"/>
+      <w:r>
+        <w:t>Epsilon-Greedy</w:t>
+      </w:r>
+      <w:proofErr w:type="spellEnd"/>
+    </w:p>
+    <w:p>
+      <w:r>
+        <w:t xml:space="preserve">Con valores bajos de </w:t>
+      </w:r>
+      <w:r>
+        <w:rPr>
+          <w:i/>
+          <w:iCs/>
+        </w:rPr>
+        <w:t>ε</w:t>
+      </w:r>
+      <w:r>
+        <w:t>, la exploración fue limitada, favoreciendo una rápida convergencia al brazo óptimo. Valores más altos permitieron una mejor exploración, pero con menor estabilidad en la recompensa.</w:t>
+      </w:r>
+    </w:p>
+    <w:p>
+      <w:r>
+        <w:rPr>
+          <w:b/>
+          <w:bCs/>
+        </w:rPr>
+        <w:t>Exploración vs Explotación:</w:t>
       </w:r>
     </w:p>
     <w:p>
       <w:pPr>
         <w:numPr>
           <w:ilvl w:val="0"/>
-          <w:numId w:val="6"/>
+          <w:numId w:val="11"/>
         </w:numPr>
       </w:pPr>
-      <w:proofErr w:type="spellStart"/>
-      <w:r>
-        <w:rPr>
-          <w:b/>
-          <w:bCs/>
-        </w:rPr>
-        <w:t>Epsilon-Greedy</w:t>
-      </w:r>
-      <w:proofErr w:type="spellEnd"/>
-      <w:r>
-        <w:rPr>
-          <w:b/>
-          <w:bCs/>
-        </w:rPr>
-        <w:t>:</w:t>
-      </w:r>
-      <w:r>
-        <w:t xml:space="preserve"> Con valores bajos de </w:t>
-      </w:r>
+      <w:r>
+        <w:rPr>
+          <w:b/>
+          <w:bCs/>
+        </w:rPr>
+        <w:t>ε=0 (</w:t>
+      </w:r>
+      <w:proofErr w:type="spellStart"/>
+      <w:r>
+        <w:rPr>
+          <w:b/>
+          <w:bCs/>
+        </w:rPr>
+        <w:t>Greedy</w:t>
+      </w:r>
+      <w:proofErr w:type="spellEnd"/>
+      <w:r>
+        <w:rPr>
+          <w:b/>
+          <w:bCs/>
+        </w:rPr>
+        <w:t xml:space="preserve"> puro)</w:t>
+      </w:r>
+      <w:r>
+        <w:t xml:space="preserve"> no explora en absoluto y se queda atrapado en la primera opción.</w:t>
+      </w:r>
+    </w:p>
+    <w:p>
+      <w:pPr>
+        <w:numPr>
+          <w:ilvl w:val="0"/>
+          <w:numId w:val="11"/>
+        </w:numPr>
+      </w:pPr>
+      <w:r>
+        <w:rPr>
+          <w:b/>
+          <w:bCs/>
+        </w:rPr>
+        <w:t>ε=0.01</w:t>
+      </w:r>
+      <w:r>
+        <w:t xml:space="preserve"> explora muy poco, mejorando lentamente con el tiempo.</w:t>
+      </w:r>
+    </w:p>
+    <w:p>
+      <w:pPr>
+        <w:numPr>
+          <w:ilvl w:val="0"/>
+          <w:numId w:val="11"/>
+        </w:numPr>
+      </w:pPr>
+      <w:r>
+        <w:rPr>
+          <w:b/>
+          <w:bCs/>
+        </w:rPr>
+        <w:t>ε=0.1</w:t>
+      </w:r>
+      <w:r>
+        <w:t xml:space="preserve"> encuentra rápidamente el mejor brazo y lo explota eficientemente.</w:t>
+      </w:r>
+    </w:p>
+    <w:p>
+      <w:r>
+        <w:rPr>
+          <w:b/>
+          <w:bCs/>
+        </w:rPr>
+        <w:t>Selección del Brazo Óptimo:</w:t>
+      </w:r>
+    </w:p>
+    <w:p>
+      <w:pPr>
+        <w:numPr>
+          <w:ilvl w:val="0"/>
+          <w:numId w:val="12"/>
+        </w:numPr>
+      </w:pPr>
+      <w:r>
+        <w:t xml:space="preserve">Con </w:t>
+      </w:r>
+      <w:r>
+        <w:rPr>
+          <w:b/>
+          <w:bCs/>
+        </w:rPr>
+        <w:t>ε=0.1</w:t>
+      </w:r>
+      <w:r>
+        <w:t xml:space="preserve">, el brazo óptimo se selecciona el 80% del tiempo, mientras que con </w:t>
+      </w:r>
+      <w:r>
+        <w:rPr>
+          <w:b/>
+          <w:bCs/>
+        </w:rPr>
+        <w:t>ε=0.01</w:t>
+      </w:r>
+      <w:r>
+        <w:t>, solo el 60%.</w:t>
+      </w:r>
+    </w:p>
+    <w:p>
+      <w:proofErr w:type="spellStart"/>
+      <w:r>
+        <w:rPr>
+          <w:b/>
+          <w:bCs/>
+        </w:rPr>
+        <w:t>Regret</w:t>
+      </w:r>
+      <w:proofErr w:type="spellEnd"/>
+      <w:r>
+        <w:rPr>
+          <w:b/>
+          <w:bCs/>
+        </w:rPr>
+        <w:t xml:space="preserve"> Acumulado:</w:t>
+      </w:r>
+    </w:p>
+    <w:p>
+      <w:pPr>
+        <w:numPr>
+          <w:ilvl w:val="0"/>
+          <w:numId w:val="13"/>
+        </w:numPr>
+      </w:pPr>
+      <w:r>
+        <w:rPr>
+          <w:b/>
+          <w:bCs/>
+        </w:rPr>
+        <w:t>ε=0</w:t>
+      </w:r>
+      <w:r>
+        <w:t xml:space="preserve"> tiene el peor desempeño, con un </w:t>
+      </w:r>
+      <w:proofErr w:type="spellStart"/>
+      <w:r>
+        <w:t>regret</w:t>
+      </w:r>
+      <w:proofErr w:type="spellEnd"/>
+      <w:r>
+        <w:t xml:space="preserve"> en constante crecimiento.</w:t>
+      </w:r>
+    </w:p>
+    <w:p>
+      <w:pPr>
+        <w:numPr>
+          <w:ilvl w:val="0"/>
+          <w:numId w:val="13"/>
+        </w:numPr>
+      </w:pPr>
+      <w:r>
+        <w:rPr>
+          <w:b/>
+          <w:bCs/>
+        </w:rPr>
+        <w:t>ε=0.1</w:t>
+      </w:r>
+      <w:r>
+        <w:t xml:space="preserve"> minimiza el </w:t>
+      </w:r>
+      <w:proofErr w:type="spellStart"/>
+      <w:r>
+        <w:t>regret</w:t>
+      </w:r>
+      <w:proofErr w:type="spellEnd"/>
+      <w:r>
+        <w:t xml:space="preserve"> rápidamente, estabilizándose en el menor valor.</w:t>
+      </w:r>
+    </w:p>
+    <w:p>
+      <w:r>
+        <w:rPr>
+          <w:b/>
+          <w:bCs/>
+        </w:rPr>
+        <w:t xml:space="preserve">Conclusión: </w:t>
+      </w:r>
+      <w:r>
+        <w:t xml:space="preserve">El valor de </w:t>
+      </w:r>
+      <w:r>
+        <w:rPr>
+          <w:b/>
+          <w:bCs/>
+        </w:rPr>
+        <w:t>ε=0.1</w:t>
+      </w:r>
+      <w:r>
+        <w:t xml:space="preserve"> logra el mejor equilibrio entre exploración y explotación, permitiendo encontrar el mejor brazo rápidamente y maximizando la recompensa a largo plazo. </w:t>
+      </w:r>
+    </w:p>
+    <w:p>
+      <w:r>
+        <w:rPr>
+          <w:noProof/>
+        </w:rPr>
+        <w:lastRenderedPageBreak/>
+        <w:drawing>
+          <wp:inline distT="0" distB="0" distL="0" distR="0" wp14:anchorId="53BDA29B" wp14:editId="2A9AFF7D">
+            <wp:extent cx="6465570" cy="3058399"/>
+            <wp:effectExtent l="0" t="0" r="0" b="8890"/>
+            <wp:docPr id="785280734" name="Imagen 4"/>
+            <wp:cNvGraphicFramePr>
+              <a:graphicFrameLocks xmlns:a="http://schemas.openxmlformats.org/drawingml/2006/main" noChangeAspect="1"/>
+            </wp:cNvGraphicFramePr>
+            <a:graphic xmlns:a="http://schemas.openxmlformats.org/drawingml/2006/main">
+              <a:graphicData uri="http://schemas.openxmlformats.org/drawingml/2006/picture">
+                <pic:pic xmlns:pic="http://schemas.openxmlformats.org/drawingml/2006/picture">
+                  <pic:nvPicPr>
+                    <pic:cNvPr id="0" name="Picture 5"/>
+                    <pic:cNvPicPr>
+                      <a:picLocks noChangeAspect="1" noChangeArrowheads="1"/>
+                    </pic:cNvPicPr>
+                  </pic:nvPicPr>
+                  <pic:blipFill>
+                    <a:blip r:embed="rId9" cstate="print">
+                      <a:extLst>
+                        <a:ext uri="{BEBA8EAE-BF5A-486C-A8C5-ECC9F3942E4B}">
+                          <a14:imgProps xmlns:a14="http://schemas.microsoft.com/office/drawing/2010/main">
+                            <a14:imgLayer r:embed="rId10">
+                              <a14:imgEffect>
+                                <a14:brightnessContrast contrast="-40000"/>
+                              </a14:imgEffect>
+                            </a14:imgLayer>
+                          </a14:imgProps>
+                        </a:ext>
+                        <a:ext uri="{28A0092B-C50C-407E-A947-70E740481C1C}">
+                          <a14:useLocalDpi xmlns:a14="http://schemas.microsoft.com/office/drawing/2010/main" val="0"/>
+                        </a:ext>
+                      </a:extLst>
+                    </a:blip>
+                    <a:srcRect/>
+                    <a:stretch>
+                      <a:fillRect/>
+                    </a:stretch>
+                  </pic:blipFill>
+                  <pic:spPr bwMode="auto">
+                    <a:xfrm>
+                      <a:off x="0" y="0"/>
+                      <a:ext cx="6498175" cy="3073822"/>
+                    </a:xfrm>
+                    <a:prstGeom prst="rect">
+                      <a:avLst/>
+                    </a:prstGeom>
+                    <a:noFill/>
+                  </pic:spPr>
+                </pic:pic>
+              </a:graphicData>
+            </a:graphic>
+          </wp:inline>
+        </w:drawing>
+      </w:r>
+    </w:p>
+    <w:p/>
+    <w:p>
+      <w:pPr>
+        <w:pStyle w:val="Ttulo2"/>
+      </w:pPr>
+      <w:r>
+        <w:t>UCB (</w:t>
+      </w:r>
+      <w:proofErr w:type="spellStart"/>
+      <w:r>
+        <w:t>Upper</w:t>
+      </w:r>
+      <w:proofErr w:type="spellEnd"/>
+      <w:r>
+        <w:t xml:space="preserve"> </w:t>
+      </w:r>
+      <w:proofErr w:type="spellStart"/>
+      <w:r>
+        <w:t>Confidence</w:t>
+      </w:r>
+      <w:proofErr w:type="spellEnd"/>
+      <w:r>
+        <w:t xml:space="preserve"> </w:t>
+      </w:r>
+      <w:proofErr w:type="spellStart"/>
+      <w:r>
+        <w:t>Bound</w:t>
+      </w:r>
+      <w:proofErr w:type="spellEnd"/>
+      <w:r>
+        <w:t>)</w:t>
+      </w:r>
+    </w:p>
+    <w:p>
       <w:r>
         <w:rPr>
           <w:i/>
           <w:iCs/>
         </w:rPr>
-        <w:t>ε</w:t>
-      </w:r>
-      <w:r>
-        <w:t>, la exploración fue limitada, favoreciendo una rápida convergencia al brazo óptimo. Valores más altos permitieron una mejor exploración, pero con menor estabilidad en la recompensa.</w:t>
+        <w:t>UCB1</w:t>
+      </w:r>
+      <w:r>
+        <w:t xml:space="preserve"> mostró un equilibrio entre exploración y explotación, mientras que </w:t>
+      </w:r>
+      <w:r>
+        <w:rPr>
+          <w:i/>
+          <w:iCs/>
+        </w:rPr>
+        <w:t>UCB2</w:t>
+      </w:r>
+      <w:r>
+        <w:t xml:space="preserve"> realizó exploraciones más agresivas, resultando en una convergencia más tardía.</w:t>
+      </w:r>
+    </w:p>
+    <w:p>
+      <w:r>
+        <w:rPr>
+          <w:b/>
+          <w:bCs/>
+        </w:rPr>
+        <w:t>Exploración y Estabilización:</w:t>
       </w:r>
     </w:p>
     <w:p>
       <w:pPr>
         <w:numPr>
           <w:ilvl w:val="0"/>
-          <w:numId w:val="6"/>
+          <w:numId w:val="14"/>
         </w:numPr>
       </w:pPr>
       <w:r>
@@ -1526,108 +1779,637 @@
           <w:b/>
           <w:bCs/>
         </w:rPr>
-        <w:t>UCB (</w:t>
-      </w:r>
-      <w:proofErr w:type="spellStart"/>
-      <w:r>
-        <w:rPr>
-          <w:b/>
-          <w:bCs/>
-        </w:rPr>
-        <w:t>Upper</w:t>
-      </w:r>
-      <w:proofErr w:type="spellEnd"/>
-      <w:r>
-        <w:rPr>
-          <w:b/>
-          <w:bCs/>
-        </w:rPr>
-        <w:t xml:space="preserve"> </w:t>
-      </w:r>
-      <w:proofErr w:type="spellStart"/>
-      <w:r>
-        <w:rPr>
-          <w:b/>
-          <w:bCs/>
-        </w:rPr>
-        <w:t>Confidence</w:t>
-      </w:r>
-      <w:proofErr w:type="spellEnd"/>
-      <w:r>
-        <w:rPr>
-          <w:b/>
-          <w:bCs/>
-        </w:rPr>
-        <w:t xml:space="preserve"> </w:t>
-      </w:r>
-      <w:proofErr w:type="spellStart"/>
-      <w:r>
-        <w:rPr>
-          <w:b/>
-          <w:bCs/>
-        </w:rPr>
-        <w:t>Bound</w:t>
-      </w:r>
-      <w:proofErr w:type="spellEnd"/>
-      <w:r>
-        <w:rPr>
-          <w:b/>
-          <w:bCs/>
-        </w:rPr>
-        <w:t>):</w:t>
-      </w:r>
-      <w:r>
-        <w:t xml:space="preserve"> </w:t>
-      </w:r>
+        <w:t xml:space="preserve">UCB2 </w:t>
+      </w:r>
+      <w:r>
+        <w:t>explora mejor al inicio, obteniendo una mayor recompensa en las primeras etapas.</w:t>
+      </w:r>
+    </w:p>
+    <w:p>
+      <w:pPr>
+        <w:numPr>
+          <w:ilvl w:val="0"/>
+          <w:numId w:val="14"/>
+        </w:numPr>
+      </w:pPr>
+      <w:r>
+        <w:rPr>
+          <w:b/>
+          <w:bCs/>
+        </w:rPr>
+        <w:t xml:space="preserve">UCB1 </w:t>
+      </w:r>
+      <w:r>
+        <w:t>se estabiliza antes, logrando un porcentaje de selección óptima más alto en el largo plazo.</w:t>
+      </w:r>
+    </w:p>
+    <w:p>
+      <w:r>
+        <w:rPr>
+          <w:b/>
+          <w:bCs/>
+        </w:rPr>
+        <w:t>Selección del Brazo Óptimo:</w:t>
+      </w:r>
+    </w:p>
+    <w:p>
+      <w:pPr>
+        <w:numPr>
+          <w:ilvl w:val="0"/>
+          <w:numId w:val="15"/>
+        </w:numPr>
+      </w:pPr>
+      <w:r>
+        <w:t>Ambos algoritmos identifican correctamente el brazo 7 como el óptimo.</w:t>
+      </w:r>
+    </w:p>
+    <w:p>
+      <w:pPr>
+        <w:numPr>
+          <w:ilvl w:val="0"/>
+          <w:numId w:val="15"/>
+        </w:numPr>
+      </w:pPr>
+      <w:r>
+        <w:rPr>
+          <w:b/>
+          <w:bCs/>
+        </w:rPr>
+        <w:t>UCB1</w:t>
+      </w:r>
+      <w:r>
+        <w:t xml:space="preserve"> lo selecciona con más frecuencia en el largo plazo (99%), mientras que </w:t>
+      </w:r>
+      <w:r>
+        <w:rPr>
+          <w:b/>
+          <w:bCs/>
+        </w:rPr>
+        <w:t xml:space="preserve">UCB2 </w:t>
+      </w:r>
+      <w:r>
+        <w:t>mantiene una exploración residual (~93%).</w:t>
+      </w:r>
+    </w:p>
+    <w:p>
+      <w:proofErr w:type="spellStart"/>
+      <w:r>
+        <w:rPr>
+          <w:b/>
+          <w:bCs/>
+        </w:rPr>
+        <w:t>Regret</w:t>
+      </w:r>
+      <w:proofErr w:type="spellEnd"/>
+      <w:r>
+        <w:rPr>
+          <w:b/>
+          <w:bCs/>
+        </w:rPr>
+        <w:t xml:space="preserve"> Acumulado:</w:t>
+      </w:r>
+    </w:p>
+    <w:p>
+      <w:pPr>
+        <w:numPr>
+          <w:ilvl w:val="0"/>
+          <w:numId w:val="16"/>
+        </w:numPr>
+      </w:pPr>
+      <w:r>
+        <w:rPr>
+          <w:b/>
+          <w:bCs/>
+        </w:rPr>
+        <w:t xml:space="preserve">UCB1 </w:t>
+      </w:r>
+      <w:r>
+        <w:t xml:space="preserve">minimiza mejor el </w:t>
+      </w:r>
+      <w:proofErr w:type="spellStart"/>
+      <w:r>
+        <w:t>regret</w:t>
+      </w:r>
+      <w:proofErr w:type="spellEnd"/>
+      <w:r>
+        <w:t>, ya que reduce la exploración tras identificar el mejor brazo.</w:t>
+      </w:r>
+    </w:p>
+    <w:p>
+      <w:pPr>
+        <w:numPr>
+          <w:ilvl w:val="0"/>
+          <w:numId w:val="16"/>
+        </w:numPr>
+      </w:pPr>
+      <w:r>
+        <w:rPr>
+          <w:b/>
+          <w:bCs/>
+        </w:rPr>
+        <w:t xml:space="preserve">UCB2 </w:t>
+      </w:r>
+      <w:r>
+        <w:t xml:space="preserve">mantiene un </w:t>
+      </w:r>
+      <w:proofErr w:type="spellStart"/>
+      <w:r>
+        <w:t>regret</w:t>
+      </w:r>
+      <w:proofErr w:type="spellEnd"/>
+      <w:r>
+        <w:t xml:space="preserve"> creciente, debido a su estrategia de exploración en fases más largas.</w:t>
+      </w:r>
+    </w:p>
+    <w:p>
+      <w:r>
+        <w:rPr>
+          <w:b/>
+          <w:bCs/>
+        </w:rPr>
+        <w:t xml:space="preserve">Conclusión: UCB2 </w:t>
+      </w:r>
+      <w:r>
+        <w:t xml:space="preserve">explora mejor al inicio, lo que puede ser útil cuando hay mucha incertidumbre, pero </w:t>
+      </w:r>
+      <w:r>
+        <w:rPr>
+          <w:b/>
+          <w:bCs/>
+        </w:rPr>
+        <w:t xml:space="preserve">UCB1 </w:t>
+      </w:r>
+      <w:r>
+        <w:t xml:space="preserve">logra un mejor rendimiento final al centrarse en la explotación del mejor brazo. </w:t>
+      </w:r>
+    </w:p>
+    <w:p>
+      <w:r>
+        <w:rPr>
+          <w:noProof/>
+        </w:rPr>
+        <w:lastRenderedPageBreak/>
+        <w:drawing>
+          <wp:inline distT="0" distB="0" distL="0" distR="0" wp14:anchorId="21874291" wp14:editId="24DF1986">
+            <wp:extent cx="6354990" cy="3033439"/>
+            <wp:effectExtent l="0" t="0" r="8255" b="0"/>
+            <wp:docPr id="1920362528" name="Imagen 5"/>
+            <wp:cNvGraphicFramePr>
+              <a:graphicFrameLocks xmlns:a="http://schemas.openxmlformats.org/drawingml/2006/main" noChangeAspect="1"/>
+            </wp:cNvGraphicFramePr>
+            <a:graphic xmlns:a="http://schemas.openxmlformats.org/drawingml/2006/main">
+              <a:graphicData uri="http://schemas.openxmlformats.org/drawingml/2006/picture">
+                <pic:pic xmlns:pic="http://schemas.openxmlformats.org/drawingml/2006/picture">
+                  <pic:nvPicPr>
+                    <pic:cNvPr id="0" name="Picture 6"/>
+                    <pic:cNvPicPr>
+                      <a:picLocks noChangeAspect="1" noChangeArrowheads="1"/>
+                    </pic:cNvPicPr>
+                  </pic:nvPicPr>
+                  <pic:blipFill>
+                    <a:blip r:embed="rId11" cstate="print">
+                      <a:extLst>
+                        <a:ext uri="{BEBA8EAE-BF5A-486C-A8C5-ECC9F3942E4B}">
+                          <a14:imgProps xmlns:a14="http://schemas.microsoft.com/office/drawing/2010/main">
+                            <a14:imgLayer r:embed="rId12">
+                              <a14:imgEffect>
+                                <a14:brightnessContrast contrast="-40000"/>
+                              </a14:imgEffect>
+                            </a14:imgLayer>
+                          </a14:imgProps>
+                        </a:ext>
+                        <a:ext uri="{28A0092B-C50C-407E-A947-70E740481C1C}">
+                          <a14:useLocalDpi xmlns:a14="http://schemas.microsoft.com/office/drawing/2010/main" val="0"/>
+                        </a:ext>
+                      </a:extLst>
+                    </a:blip>
+                    <a:srcRect/>
+                    <a:stretch>
+                      <a:fillRect/>
+                    </a:stretch>
+                  </pic:blipFill>
+                  <pic:spPr bwMode="auto">
+                    <a:xfrm>
+                      <a:off x="0" y="0"/>
+                      <a:ext cx="6391555" cy="3050893"/>
+                    </a:xfrm>
+                    <a:prstGeom prst="rect">
+                      <a:avLst/>
+                    </a:prstGeom>
+                    <a:noFill/>
+                  </pic:spPr>
+                </pic:pic>
+              </a:graphicData>
+            </a:graphic>
+          </wp:inline>
+        </w:drawing>
+      </w:r>
+    </w:p>
+    <w:p/>
+    <w:p>
+      <w:pPr>
+        <w:pStyle w:val="Ttulo2"/>
+      </w:pPr>
+      <w:r>
+        <w:t>Métodos de Gradiente</w:t>
+      </w:r>
+    </w:p>
+    <w:p>
+      <w:proofErr w:type="spellStart"/>
       <w:r>
         <w:rPr>
           <w:i/>
           <w:iCs/>
         </w:rPr>
-        <w:t>UCB1</w:t>
-      </w:r>
-      <w:r>
-        <w:t xml:space="preserve"> mostró un equilibrio entre exploración y explotación, mientras que </w:t>
-      </w:r>
+        <w:t>Softmax</w:t>
+      </w:r>
+      <w:proofErr w:type="spellEnd"/>
+      <w:r>
+        <w:t xml:space="preserve"> y </w:t>
+      </w:r>
+      <w:proofErr w:type="spellStart"/>
       <w:r>
         <w:rPr>
           <w:i/>
           <w:iCs/>
         </w:rPr>
-        <w:t>UCB2</w:t>
-      </w:r>
-      <w:r>
-        <w:t xml:space="preserve"> realizó exploraciones más agresivas, resultando en una convergencia más tardía.</w:t>
+        <w:t>Preference</w:t>
+      </w:r>
+      <w:proofErr w:type="spellEnd"/>
+      <w:r>
+        <w:rPr>
+          <w:i/>
+          <w:iCs/>
+        </w:rPr>
+        <w:t xml:space="preserve"> </w:t>
+      </w:r>
+      <w:proofErr w:type="spellStart"/>
+      <w:r>
+        <w:rPr>
+          <w:i/>
+          <w:iCs/>
+        </w:rPr>
+        <w:t>Gradient</w:t>
+      </w:r>
+      <w:proofErr w:type="spellEnd"/>
+      <w:r>
+        <w:t xml:space="preserve"> tuvieron una fase inicial de mayor exploración. Ajustando adecuadamente </w:t>
+      </w:r>
+      <w:r>
+        <w:rPr>
+          <w:i/>
+          <w:iCs/>
+        </w:rPr>
+        <w:t>τ</w:t>
+      </w:r>
+      <w:r>
+        <w:t xml:space="preserve"> y </w:t>
+      </w:r>
+      <w:r>
+        <w:rPr>
+          <w:i/>
+          <w:iCs/>
+        </w:rPr>
+        <w:t>α</w:t>
+      </w:r>
+      <w:r>
+        <w:t>, se pudo mejorar la estabilidad en la selección del brazo óptimo.</w:t>
+      </w:r>
+    </w:p>
+    <w:p>
+      <w:r>
+        <w:rPr>
+          <w:b/>
+          <w:bCs/>
+        </w:rPr>
+        <w:t>Rendimiento General:</w:t>
       </w:r>
     </w:p>
     <w:p>
       <w:pPr>
         <w:numPr>
           <w:ilvl w:val="0"/>
-          <w:numId w:val="6"/>
+          <w:numId w:val="17"/>
         </w:numPr>
       </w:pPr>
-      <w:r>
-        <w:rPr>
-          <w:b/>
-          <w:bCs/>
-        </w:rPr>
-        <w:t>Métodos de Gradiente:</w:t>
-      </w:r>
-      <w:r>
+      <w:proofErr w:type="spellStart"/>
+      <w:r>
+        <w:rPr>
+          <w:b/>
+          <w:bCs/>
+        </w:rPr>
+        <w:t>PreferenceGradient</w:t>
+      </w:r>
+      <w:proofErr w:type="spellEnd"/>
+      <w:r>
+        <w:rPr>
+          <w:b/>
+          <w:bCs/>
+        </w:rPr>
+        <w:t xml:space="preserve"> (α=1.0) </w:t>
+      </w:r>
+      <w:r>
+        <w:t xml:space="preserve">aprende mejor y alcanza mayor recompensa (~0.88), mientras que </w:t>
+      </w:r>
+      <w:proofErr w:type="spellStart"/>
+      <w:r>
+        <w:rPr>
+          <w:b/>
+          <w:bCs/>
+        </w:rPr>
+        <w:t>Softmax</w:t>
+      </w:r>
+      <w:proofErr w:type="spellEnd"/>
+      <w:r>
+        <w:rPr>
+          <w:b/>
+          <w:bCs/>
+        </w:rPr>
+        <w:t xml:space="preserve"> (τ=1.5) </w:t>
+      </w:r>
+      <w:r>
+        <w:t>sigue explorando y se mantiene en valores más bajos (~0.73).</w:t>
+      </w:r>
+    </w:p>
+    <w:p>
+      <w:r>
+        <w:rPr>
+          <w:b/>
+          <w:bCs/>
+        </w:rPr>
+        <w:t>Selección del Brazo Óptimo:</w:t>
+      </w:r>
+    </w:p>
+    <w:p>
+      <w:pPr>
+        <w:numPr>
+          <w:ilvl w:val="0"/>
+          <w:numId w:val="18"/>
+        </w:numPr>
+      </w:pPr>
+      <w:proofErr w:type="spellStart"/>
+      <w:r>
+        <w:rPr>
+          <w:b/>
+          <w:bCs/>
+        </w:rPr>
+        <w:t>PreferenceGradient</w:t>
+      </w:r>
+      <w:proofErr w:type="spellEnd"/>
+      <w:r>
+        <w:rPr>
+          <w:b/>
+          <w:bCs/>
+        </w:rPr>
         <w:t xml:space="preserve"> </w:t>
       </w:r>
-      <w:proofErr w:type="spellStart"/>
+      <w:r>
+        <w:t>converge mejor, seleccionando el brazo óptimo en más del 50% de los casos.</w:t>
+      </w:r>
+    </w:p>
+    <w:p>
+      <w:pPr>
+        <w:numPr>
+          <w:ilvl w:val="0"/>
+          <w:numId w:val="18"/>
+        </w:numPr>
+      </w:pPr>
+      <w:proofErr w:type="spellStart"/>
+      <w:r>
+        <w:rPr>
+          <w:b/>
+          <w:bCs/>
+        </w:rPr>
+        <w:t>Softmax</w:t>
+      </w:r>
+      <w:proofErr w:type="spellEnd"/>
+      <w:r>
+        <w:rPr>
+          <w:b/>
+          <w:bCs/>
+        </w:rPr>
+        <w:t xml:space="preserve"> </w:t>
+      </w:r>
+      <w:r>
+        <w:t>mantiene una exploración constante, lo que reduce su tasa de selección óptima (~20%).</w:t>
+      </w:r>
+    </w:p>
+    <w:p>
+      <w:proofErr w:type="spellStart"/>
+      <w:r>
+        <w:rPr>
+          <w:b/>
+          <w:bCs/>
+        </w:rPr>
+        <w:t>Regret</w:t>
+      </w:r>
+      <w:proofErr w:type="spellEnd"/>
+      <w:r>
+        <w:rPr>
+          <w:b/>
+          <w:bCs/>
+        </w:rPr>
+        <w:t xml:space="preserve"> Acumulado:</w:t>
+      </w:r>
+    </w:p>
+    <w:p>
+      <w:pPr>
+        <w:numPr>
+          <w:ilvl w:val="0"/>
+          <w:numId w:val="19"/>
+        </w:numPr>
+      </w:pPr>
+      <w:proofErr w:type="spellStart"/>
+      <w:r>
+        <w:rPr>
+          <w:b/>
+          <w:bCs/>
+        </w:rPr>
+        <w:t>PreferenceGradient</w:t>
+      </w:r>
+      <w:proofErr w:type="spellEnd"/>
+      <w:r>
+        <w:rPr>
+          <w:b/>
+          <w:bCs/>
+        </w:rPr>
+        <w:t xml:space="preserve"> </w:t>
+      </w:r>
+      <w:r>
+        <w:t xml:space="preserve">minimiza mejor el </w:t>
+      </w:r>
+      <w:proofErr w:type="spellStart"/>
+      <w:r>
+        <w:t>regret</w:t>
+      </w:r>
+      <w:proofErr w:type="spellEnd"/>
+      <w:r>
+        <w:t>, indicando que toma decisiones más óptimas con el tiempo.</w:t>
+      </w:r>
+    </w:p>
+    <w:p>
+      <w:pPr>
+        <w:numPr>
+          <w:ilvl w:val="0"/>
+          <w:numId w:val="19"/>
+        </w:numPr>
+      </w:pPr>
+      <w:proofErr w:type="spellStart"/>
+      <w:r>
+        <w:rPr>
+          <w:b/>
+          <w:bCs/>
+        </w:rPr>
+        <w:t>Softmax</w:t>
+      </w:r>
+      <w:proofErr w:type="spellEnd"/>
+      <w:r>
+        <w:rPr>
+          <w:b/>
+          <w:bCs/>
+        </w:rPr>
+        <w:t xml:space="preserve"> </w:t>
+      </w:r>
+      <w:r>
+        <w:t xml:space="preserve">tarda en converger, lo que aumenta su </w:t>
+      </w:r>
+      <w:proofErr w:type="spellStart"/>
+      <w:r>
+        <w:t>regret</w:t>
+      </w:r>
+      <w:proofErr w:type="spellEnd"/>
+      <w:r>
+        <w:t xml:space="preserve"> debido a exploración prolongada.</w:t>
+      </w:r>
+    </w:p>
+    <w:p>
+      <w:r>
+        <w:rPr>
+          <w:b/>
+          <w:bCs/>
+        </w:rPr>
+        <w:t xml:space="preserve">Conclusión: </w:t>
+      </w:r>
+      <w:r>
+        <w:t xml:space="preserve">En este experimento, </w:t>
+      </w:r>
+      <w:proofErr w:type="spellStart"/>
+      <w:r>
+        <w:rPr>
+          <w:b/>
+          <w:bCs/>
+        </w:rPr>
+        <w:t>PreferenceGradient</w:t>
+      </w:r>
+      <w:proofErr w:type="spellEnd"/>
+      <w:r>
+        <w:rPr>
+          <w:b/>
+          <w:bCs/>
+        </w:rPr>
+        <w:t xml:space="preserve"> </w:t>
+      </w:r>
+      <w:r>
+        <w:t xml:space="preserve">es superior en la identificación y explotación del mejor brazo, mientras que </w:t>
+      </w:r>
+      <w:proofErr w:type="spellStart"/>
+      <w:r>
+        <w:rPr>
+          <w:b/>
+          <w:bCs/>
+        </w:rPr>
+        <w:t>Softmax</w:t>
+      </w:r>
+      <w:proofErr w:type="spellEnd"/>
+      <w:r>
+        <w:rPr>
+          <w:b/>
+          <w:bCs/>
+        </w:rPr>
+        <w:t xml:space="preserve"> </w:t>
+      </w:r>
+      <w:r>
+        <w:t xml:space="preserve">sigue explorando demasiado y no logra optimizar la selección óptima. </w:t>
+      </w:r>
+    </w:p>
+    <w:p>
+      <w:r>
+        <w:rPr>
+          <w:noProof/>
+        </w:rPr>
+        <w:lastRenderedPageBreak/>
+        <w:drawing>
+          <wp:inline distT="0" distB="0" distL="0" distR="0" wp14:anchorId="6592B55C" wp14:editId="5159DB8A">
+            <wp:extent cx="6466743" cy="3099231"/>
+            <wp:effectExtent l="0" t="0" r="0" b="6350"/>
+            <wp:docPr id="1833983573" name="Imagen 6"/>
+            <wp:cNvGraphicFramePr>
+              <a:graphicFrameLocks xmlns:a="http://schemas.openxmlformats.org/drawingml/2006/main" noChangeAspect="1"/>
+            </wp:cNvGraphicFramePr>
+            <a:graphic xmlns:a="http://schemas.openxmlformats.org/drawingml/2006/main">
+              <a:graphicData uri="http://schemas.openxmlformats.org/drawingml/2006/picture">
+                <pic:pic xmlns:pic="http://schemas.openxmlformats.org/drawingml/2006/picture">
+                  <pic:nvPicPr>
+                    <pic:cNvPr id="0" name="Picture 7"/>
+                    <pic:cNvPicPr>
+                      <a:picLocks noChangeAspect="1" noChangeArrowheads="1"/>
+                    </pic:cNvPicPr>
+                  </pic:nvPicPr>
+                  <pic:blipFill>
+                    <a:blip r:embed="rId13" cstate="print">
+                      <a:extLst>
+                        <a:ext uri="{BEBA8EAE-BF5A-486C-A8C5-ECC9F3942E4B}">
+                          <a14:imgProps xmlns:a14="http://schemas.microsoft.com/office/drawing/2010/main">
+                            <a14:imgLayer r:embed="rId14">
+                              <a14:imgEffect>
+                                <a14:brightnessContrast contrast="-40000"/>
+                              </a14:imgEffect>
+                            </a14:imgLayer>
+                          </a14:imgProps>
+                        </a:ext>
+                        <a:ext uri="{28A0092B-C50C-407E-A947-70E740481C1C}">
+                          <a14:useLocalDpi xmlns:a14="http://schemas.microsoft.com/office/drawing/2010/main" val="0"/>
+                        </a:ext>
+                      </a:extLst>
+                    </a:blip>
+                    <a:srcRect/>
+                    <a:stretch>
+                      <a:fillRect/>
+                    </a:stretch>
+                  </pic:blipFill>
+                  <pic:spPr bwMode="auto">
+                    <a:xfrm>
+                      <a:off x="0" y="0"/>
+                      <a:ext cx="6503390" cy="3116794"/>
+                    </a:xfrm>
+                    <a:prstGeom prst="rect">
+                      <a:avLst/>
+                    </a:prstGeom>
+                    <a:noFill/>
+                  </pic:spPr>
+                </pic:pic>
+              </a:graphicData>
+            </a:graphic>
+          </wp:inline>
+        </w:drawing>
+      </w:r>
+    </w:p>
+    <w:p/>
+    <w:p>
+      <w:pPr>
+        <w:pStyle w:val="Ttulo2"/>
+      </w:pPr>
+      <w:r>
+        <w:t>Métodos Bayesianos</w:t>
+      </w:r>
+    </w:p>
+    <w:p>
       <w:r>
         <w:rPr>
           <w:i/>
           <w:iCs/>
         </w:rPr>
-        <w:t>Softmax</w:t>
-      </w:r>
-      <w:proofErr w:type="spellEnd"/>
-      <w:r>
-        <w:t xml:space="preserve"> y </w:t>
+        <w:t xml:space="preserve">Thompson </w:t>
       </w:r>
       <w:proofErr w:type="spellStart"/>
       <w:r>
@@ -1635,15 +2417,21 @@
           <w:i/>
           <w:iCs/>
         </w:rPr>
-        <w:t>Preference</w:t>
-      </w:r>
-      <w:proofErr w:type="spellEnd"/>
+        <w:t>Sampling</w:t>
+      </w:r>
+      <w:proofErr w:type="spellEnd"/>
+      <w:r>
+        <w:t xml:space="preserve"> demostró ser eficiente al modelar la incertidumbre mediante distribuciones </w:t>
+      </w:r>
       <w:r>
         <w:rPr>
           <w:i/>
           <w:iCs/>
         </w:rPr>
-        <w:t xml:space="preserve"> </w:t>
+        <w:t>Beta</w:t>
+      </w:r>
+      <w:r>
+        <w:t xml:space="preserve">, logrando un buen balance exploración-explotación. </w:t>
       </w:r>
       <w:proofErr w:type="spellStart"/>
       <w:r>
@@ -1651,38 +2439,44 @@
           <w:i/>
           <w:iCs/>
         </w:rPr>
-        <w:t>Gradient</w:t>
-      </w:r>
-      <w:proofErr w:type="spellEnd"/>
-      <w:r>
-        <w:t xml:space="preserve"> tuvieron una fase inicial de mayor exploración. Ajustando adecuadamente </w:t>
-      </w:r>
+        <w:t>Bayesian</w:t>
+      </w:r>
+      <w:proofErr w:type="spellEnd"/>
       <w:r>
         <w:rPr>
           <w:i/>
           <w:iCs/>
         </w:rPr>
-        <w:t>τ</w:t>
-      </w:r>
-      <w:r>
-        <w:t xml:space="preserve"> y </w:t>
+        <w:t xml:space="preserve"> UCB</w:t>
+      </w:r>
+      <w:r>
+        <w:t xml:space="preserve">, con un ajuste adecuado de </w:t>
       </w:r>
       <w:r>
         <w:rPr>
           <w:i/>
           <w:iCs/>
         </w:rPr>
-        <w:t>α</w:t>
-      </w:r>
-      <w:r>
-        <w:t>, se pudo mejorar la estabilidad en la selección del brazo óptimo.</w:t>
+        <w:t>γ</w:t>
+      </w:r>
+      <w:r>
+        <w:t>, permitió una exploración más estructurada, aunque en algunos casos mostró sesgo hacia ciertos brazos.</w:t>
+      </w:r>
+    </w:p>
+    <w:p>
+      <w:r>
+        <w:rPr>
+          <w:b/>
+          <w:bCs/>
+        </w:rPr>
+        <w:t>Rendimiento General:</w:t>
       </w:r>
     </w:p>
     <w:p>
       <w:pPr>
         <w:numPr>
           <w:ilvl w:val="0"/>
-          <w:numId w:val="6"/>
+          <w:numId w:val="20"/>
         </w:numPr>
       </w:pPr>
       <w:r>
@@ -1690,83 +2484,330 @@
           <w:b/>
           <w:bCs/>
         </w:rPr>
-        <w:t>Métodos Bayesianos:</w:t>
-      </w:r>
-      <w:r>
+        <w:t xml:space="preserve">Thompson </w:t>
+      </w:r>
+      <w:proofErr w:type="spellStart"/>
+      <w:r>
+        <w:rPr>
+          <w:b/>
+          <w:bCs/>
+        </w:rPr>
+        <w:t>Sampling</w:t>
+      </w:r>
+      <w:proofErr w:type="spellEnd"/>
+      <w:r>
+        <w:t xml:space="preserve"> mejora progresivamente, partiendo de una recompensa baja y alcanzando valores ~0.70.</w:t>
+      </w:r>
+    </w:p>
+    <w:p>
+      <w:pPr>
+        <w:numPr>
+          <w:ilvl w:val="0"/>
+          <w:numId w:val="20"/>
+        </w:numPr>
+      </w:pPr>
+      <w:proofErr w:type="spellStart"/>
+      <w:r>
+        <w:rPr>
+          <w:b/>
+          <w:bCs/>
+        </w:rPr>
+        <w:t>Bayesian</w:t>
+      </w:r>
+      <w:proofErr w:type="spellEnd"/>
+      <w:r>
+        <w:rPr>
+          <w:b/>
+          <w:bCs/>
+        </w:rPr>
+        <w:t xml:space="preserve"> UCB </w:t>
+      </w:r>
+      <w:r>
+        <w:t>mantiene recompensas estables desde inicio (~0.67-0.69), favoreciendo explotación temprana.</w:t>
+      </w:r>
+    </w:p>
+    <w:p>
+      <w:r>
+        <w:rPr>
+          <w:b/>
+          <w:bCs/>
+        </w:rPr>
+        <w:t>Selección del Brazo Óptimo:</w:t>
+      </w:r>
+    </w:p>
+    <w:p>
+      <w:pPr>
+        <w:numPr>
+          <w:ilvl w:val="0"/>
+          <w:numId w:val="21"/>
+        </w:numPr>
+      </w:pPr>
+      <w:proofErr w:type="spellStart"/>
+      <w:r>
+        <w:rPr>
+          <w:b/>
+          <w:bCs/>
+        </w:rPr>
+        <w:t>Bayesian</w:t>
+      </w:r>
+      <w:proofErr w:type="spellEnd"/>
+      <w:r>
+        <w:rPr>
+          <w:b/>
+          <w:bCs/>
+        </w:rPr>
+        <w:t xml:space="preserve"> UCB </w:t>
+      </w:r>
+      <w:r>
+        <w:t>selecciona el brazo óptimo rápidamente (~90%) y se mantiene estable.</w:t>
+      </w:r>
+    </w:p>
+    <w:p>
+      <w:pPr>
+        <w:numPr>
+          <w:ilvl w:val="0"/>
+          <w:numId w:val="21"/>
+        </w:numPr>
+      </w:pPr>
+      <w:r>
+        <w:rPr>
+          <w:b/>
+          <w:bCs/>
+        </w:rPr>
+        <w:t xml:space="preserve">Thompson </w:t>
+      </w:r>
+      <w:proofErr w:type="spellStart"/>
+      <w:r>
+        <w:rPr>
+          <w:b/>
+          <w:bCs/>
+        </w:rPr>
+        <w:t>Sampling</w:t>
+      </w:r>
+      <w:proofErr w:type="spellEnd"/>
+      <w:r>
+        <w:rPr>
+          <w:b/>
+          <w:bCs/>
+        </w:rPr>
         <w:t xml:space="preserve"> </w:t>
       </w:r>
       <w:r>
-        <w:rPr>
-          <w:i/>
-          <w:iCs/>
+        <w:t>requiere más exploración inicial, pero eventualmente alcanza niveles similares (~93%).</w:t>
+      </w:r>
+    </w:p>
+    <w:p>
+      <w:proofErr w:type="spellStart"/>
+      <w:r>
+        <w:rPr>
+          <w:b/>
+          <w:bCs/>
+        </w:rPr>
+        <w:t>Regret</w:t>
+      </w:r>
+      <w:proofErr w:type="spellEnd"/>
+      <w:r>
+        <w:rPr>
+          <w:b/>
+          <w:bCs/>
+        </w:rPr>
+        <w:t xml:space="preserve"> Acumulado:</w:t>
+      </w:r>
+    </w:p>
+    <w:p>
+      <w:pPr>
+        <w:numPr>
+          <w:ilvl w:val="0"/>
+          <w:numId w:val="22"/>
+        </w:numPr>
+      </w:pPr>
+      <w:proofErr w:type="spellStart"/>
+      <w:r>
+        <w:rPr>
+          <w:b/>
+          <w:bCs/>
+        </w:rPr>
+        <w:t>Bayesian</w:t>
+      </w:r>
+      <w:proofErr w:type="spellEnd"/>
+      <w:r>
+        <w:rPr>
+          <w:b/>
+          <w:bCs/>
+        </w:rPr>
+        <w:t xml:space="preserve"> UCB </w:t>
+      </w:r>
+      <w:r>
+        <w:t xml:space="preserve">minimiza el </w:t>
+      </w:r>
+      <w:proofErr w:type="spellStart"/>
+      <w:r>
+        <w:t>regret</w:t>
+      </w:r>
+      <w:proofErr w:type="spellEnd"/>
+      <w:r>
+        <w:t xml:space="preserve"> rápidamente, aprovechando el mejor brazo desde temprano.</w:t>
+      </w:r>
+    </w:p>
+    <w:p>
+      <w:pPr>
+        <w:numPr>
+          <w:ilvl w:val="0"/>
+          <w:numId w:val="22"/>
+        </w:numPr>
+      </w:pPr>
+      <w:r>
+        <w:rPr>
+          <w:b/>
+          <w:bCs/>
         </w:rPr>
         <w:t xml:space="preserve">Thompson </w:t>
       </w:r>
       <w:proofErr w:type="spellStart"/>
       <w:r>
         <w:rPr>
-          <w:i/>
-          <w:iCs/>
+          <w:b/>
+          <w:bCs/>
         </w:rPr>
         <w:t>Sampling</w:t>
       </w:r>
       <w:proofErr w:type="spellEnd"/>
       <w:r>
-        <w:t xml:space="preserve"> demostró ser eficiente al modelar la incertidumbre mediante distribuciones </w:t>
-      </w:r>
-      <w:r>
-        <w:rPr>
-          <w:i/>
-          <w:iCs/>
-        </w:rPr>
-        <w:t>Beta</w:t>
-      </w:r>
-      <w:r>
-        <w:t xml:space="preserve">, logrando un buen balance exploración-explotación. </w:t>
-      </w:r>
-      <w:proofErr w:type="spellStart"/>
-      <w:r>
-        <w:rPr>
-          <w:i/>
-          <w:iCs/>
+        <w:rPr>
+          <w:b/>
+          <w:bCs/>
+        </w:rPr>
+        <w:t xml:space="preserve"> </w:t>
+      </w:r>
+      <w:r>
+        <w:t xml:space="preserve">explora más, acumulando mayor </w:t>
+      </w:r>
+      <w:proofErr w:type="spellStart"/>
+      <w:r>
+        <w:t>regret</w:t>
+      </w:r>
+      <w:proofErr w:type="spellEnd"/>
+      <w:r>
+        <w:t xml:space="preserve"> inicialmente, pero mejora con el tiempo.</w:t>
+      </w:r>
+    </w:p>
+    <w:p>
+      <w:r>
+        <w:rPr>
+          <w:b/>
+          <w:bCs/>
+        </w:rPr>
+        <w:t xml:space="preserve">Conclusión: </w:t>
+      </w:r>
+      <w:proofErr w:type="spellStart"/>
+      <w:r>
+        <w:rPr>
+          <w:b/>
+          <w:bCs/>
         </w:rPr>
         <w:t>Bayesian</w:t>
       </w:r>
       <w:proofErr w:type="spellEnd"/>
       <w:r>
         <w:rPr>
-          <w:i/>
-          <w:iCs/>
+          <w:b/>
+          <w:bCs/>
         </w:rPr>
         <w:t xml:space="preserve"> UCB</w:t>
       </w:r>
       <w:r>
-        <w:t xml:space="preserve">, con un ajuste adecuado de </w:t>
-      </w:r>
-      <w:r>
-        <w:rPr>
-          <w:i/>
-          <w:iCs/>
-        </w:rPr>
-        <w:t>γ</w:t>
-      </w:r>
-      <w:r>
-        <w:t>, permitió una exploración más estructurada, aunque en algunos casos mostró sesgo hacia ciertos brazos.</w:t>
-      </w:r>
-    </w:p>
-    <w:p>
-      <w:r>
-        <w:t>En general, cada algoritmo tuvo ventajas en diferentes escenarios, lo que resalta la importancia de ajustar los parámetros en función del problema y la distribución de recompensas.</w:t>
+        <w:t xml:space="preserve"> es más eficiente si se busca explotar rápido el mejor brazo, pero sugiere ajustar γ para permitir más exploración en problemas con mayor incertidumbre. </w:t>
+      </w:r>
+      <w:r>
+        <w:rPr>
+          <w:b/>
+          <w:bCs/>
+        </w:rPr>
+        <w:t xml:space="preserve">Thompson </w:t>
+      </w:r>
+      <w:proofErr w:type="spellStart"/>
+      <w:r>
+        <w:rPr>
+          <w:b/>
+          <w:bCs/>
+        </w:rPr>
+        <w:t>Sampling</w:t>
+      </w:r>
+      <w:proofErr w:type="spellEnd"/>
+      <w:r>
+        <w:t>, en cambio, aprende más progresivamente, lo que puede ser beneficioso en entornos dinámicos o desconocidos.</w:t>
       </w:r>
     </w:p>
     <w:p/>
     <w:p>
+      <w:r>
+        <w:rPr>
+          <w:noProof/>
+        </w:rPr>
+        <w:lastRenderedPageBreak/>
+        <w:drawing>
+          <wp:inline distT="0" distB="0" distL="0" distR="0" wp14:anchorId="732D2F81" wp14:editId="2CA461FC">
+            <wp:extent cx="6426542" cy="3064500"/>
+            <wp:effectExtent l="0" t="0" r="0" b="3175"/>
+            <wp:docPr id="779889589" name="Imagen 7"/>
+            <wp:cNvGraphicFramePr>
+              <a:graphicFrameLocks xmlns:a="http://schemas.openxmlformats.org/drawingml/2006/main" noChangeAspect="1"/>
+            </wp:cNvGraphicFramePr>
+            <a:graphic xmlns:a="http://schemas.openxmlformats.org/drawingml/2006/main">
+              <a:graphicData uri="http://schemas.openxmlformats.org/drawingml/2006/picture">
+                <pic:pic xmlns:pic="http://schemas.openxmlformats.org/drawingml/2006/picture">
+                  <pic:nvPicPr>
+                    <pic:cNvPr id="0" name="Picture 8"/>
+                    <pic:cNvPicPr>
+                      <a:picLocks noChangeAspect="1" noChangeArrowheads="1"/>
+                    </pic:cNvPicPr>
+                  </pic:nvPicPr>
+                  <pic:blipFill>
+                    <a:blip r:embed="rId15" cstate="print">
+                      <a:extLst>
+                        <a:ext uri="{BEBA8EAE-BF5A-486C-A8C5-ECC9F3942E4B}">
+                          <a14:imgProps xmlns:a14="http://schemas.microsoft.com/office/drawing/2010/main">
+                            <a14:imgLayer r:embed="rId16">
+                              <a14:imgEffect>
+                                <a14:brightnessContrast contrast="-40000"/>
+                              </a14:imgEffect>
+                            </a14:imgLayer>
+                          </a14:imgProps>
+                        </a:ext>
+                        <a:ext uri="{28A0092B-C50C-407E-A947-70E740481C1C}">
+                          <a14:useLocalDpi xmlns:a14="http://schemas.microsoft.com/office/drawing/2010/main" val="0"/>
+                        </a:ext>
+                      </a:extLst>
+                    </a:blip>
+                    <a:srcRect/>
+                    <a:stretch>
+                      <a:fillRect/>
+                    </a:stretch>
+                  </pic:blipFill>
+                  <pic:spPr bwMode="auto">
+                    <a:xfrm>
+                      <a:off x="0" y="0"/>
+                      <a:ext cx="6450512" cy="3075930"/>
+                    </a:xfrm>
+                    <a:prstGeom prst="rect">
+                      <a:avLst/>
+                    </a:prstGeom>
+                    <a:noFill/>
+                  </pic:spPr>
+                </pic:pic>
+              </a:graphicData>
+            </a:graphic>
+          </wp:inline>
+        </w:drawing>
+      </w:r>
+    </w:p>
+    <w:p/>
+    <w:p>
       <w:pPr>
         <w:pStyle w:val="Ttulo1"/>
       </w:pPr>
       <w:bookmarkStart w:id="4" w:name="_Toc191319912"/>
       <w:r>
-        <w:lastRenderedPageBreak/>
         <w:t>Conclusiones y Trabajo Futuro</w:t>
       </w:r>
       <w:bookmarkEnd w:id="4"/>
@@ -2418,7 +3459,6 @@
         </w:numPr>
       </w:pPr>
       <w:r>
-        <w:lastRenderedPageBreak/>
         <w:t>https://numpy.org/doc/stable/</w:t>
       </w:r>
     </w:p>
@@ -2431,11 +3471,6 @@
       </w:pPr>
       <w:r>
         <w:t>https://docs.scipy.org/doc/scipy/reference/stats.html</w:t>
-      </w:r>
-    </w:p>
-    <w:p>
-      <w:r>
-        <w:t>Estas referencias han servido de base para la implementación, análisis y evaluación de los algoritmos estudiados en este trabajo.</w:t>
       </w:r>
     </w:p>
     <w:p/>
@@ -2443,6 +3478,7 @@
     <w:p/>
     <w:p/>
     <w:p/>
+    <w:p/>
     <w:p>
       <w:pPr>
         <w:rPr>
@@ -2453,7 +3489,7 @@
     </w:p>
     <w:p/>
     <w:sectPr>
-      <w:footerReference w:type="default" r:id="rId8"/>
+      <w:footerReference w:type="default" r:id="rId17"/>
       <w:pgSz w:w="11906" w:h="16838"/>
       <w:pgMar w:top="1417" w:right="849" w:bottom="1417" w:left="851" w:header="708" w:footer="708" w:gutter="0"/>
       <w:cols w:space="708"/>
@@ -2558,6 +3594,426 @@
 <file path=word/numbering.xml><?xml version="1.0" encoding="utf-8"?>
 <w:numbering xmlns:wpc="http://schemas.microsoft.com/office/word/2010/wordprocessingCanvas" xmlns:cx="http://schemas.microsoft.com/office/drawing/2014/chartex" xmlns:cx1="http://schemas.microsoft.com/office/drawing/2015/9/8/chartex" xmlns:cx2="http://schemas.microsoft.com/office/drawing/2015/10/21/chartex" xmlns:cx3="http://schemas.microsoft.com/office/drawing/2016/5/9/chartex" xmlns:cx4="http://schemas.microsoft.com/office/drawing/2016/5/10/chartex" xmlns:cx5="http://schemas.microsoft.com/office/drawing/2016/5/11/chartex" xmlns:cx6="http://schemas.microsoft.com/office/drawing/2016/5/12/chartex" xmlns:cx7="http://schemas.microsoft.com/office/drawing/2016/5/13/chartex" xmlns:cx8="http://schemas.microsoft.com/office/drawing/2016/5/14/chartex" xmlns:mc="http://schemas.openxmlformats.org/markup-compatibility/2006" xmlns:aink="http://schemas.microsoft.com/office/drawing/2016/ink" xmlns:am3d="http://schemas.microsoft.com/office/drawing/2017/model3d" xmlns:o="urn:schemas-microsoft-com:office:office" xmlns:oel="http://schemas.microsoft.com/office/2019/extlst" xmlns:r="http://schemas.openxmlformats.org/officeDocument/2006/relationships" xmlns:m="http://schemas.openxmlformats.org/officeDocument/2006/math" xmlns:v="urn:schemas-microsoft-com:vml" xmlns:wp14="http://schemas.microsoft.com/office/word/2010/wordprocessingDrawing" xmlns:wp="http://schemas.openxmlformats.org/drawingml/2006/wordprocessingDrawing" xmlns:w10="urn:schemas-microsoft-com:office:word" xmlns:w="http://schemas.openxmlformats.org/wordprocessingml/2006/main" xmlns:w14="http://schemas.microsoft.com/office/word/2010/wordml" xmlns:w15="http://schemas.microsoft.com/office/word/2012/wordml" xmlns:w16cex="http://schemas.microsoft.com/office/word/2018/wordml/cex" xmlns:w16cid="http://schemas.microsoft.com/office/word/2016/wordml/cid" xmlns:w16="http://schemas.microsoft.com/office/word/2018/wordml" xmlns:w16du="http://schemas.microsoft.com/office/word/2023/wordml/word16du" xmlns:w16sdtdh="http://schemas.microsoft.com/office/word/2020/wordml/sdtdatahash" xmlns:w16sdtfl="http://schemas.microsoft.com/office/word/2024/wordml/sdtformatlock" xmlns:w16se="http://schemas.microsoft.com/office/word/2015/wordml/symex" xmlns:wpg="http://schemas.microsoft.com/office/word/2010/wordprocessingGroup" xmlns:wpi="http://schemas.microsoft.com/office/word/2010/wordprocessingInk" xmlns:wne="http://schemas.microsoft.com/office/word/2006/wordml" xmlns:wps="http://schemas.microsoft.com/office/word/2010/wordprocessingShape" mc:Ignorable="w14 w15 w16se w16cid w16 w16cex w16sdtdh w16sdtfl w16du wp14">
   <w:abstractNum w:abstractNumId="0" w15:restartNumberingAfterBreak="0">
+    <w:nsid w:val="00DB7952"/>
+    <w:multiLevelType w:val="hybridMultilevel"/>
+    <w:tmpl w:val="2C4CA9B6"/>
+    <w:lvl w:ilvl="0" w:tplc="296ECC06">
+      <w:start w:val="1"/>
+      <w:numFmt w:val="bullet"/>
+      <w:lvlText w:val="•"/>
+      <w:lvlJc w:val="left"/>
+      <w:pPr>
+        <w:tabs>
+          <w:tab w:val="num" w:pos="720"/>
+        </w:tabs>
+        <w:ind w:left="720" w:hanging="360"/>
+      </w:pPr>
+      <w:rPr>
+        <w:rFonts w:ascii="Arial" w:hAnsi="Arial" w:hint="default"/>
+      </w:rPr>
+    </w:lvl>
+    <w:lvl w:ilvl="1" w:tplc="7EFE32BA">
+      <w:start w:val="1"/>
+      <w:numFmt w:val="bullet"/>
+      <w:lvlText w:val="•"/>
+      <w:lvlJc w:val="left"/>
+      <w:pPr>
+        <w:tabs>
+          <w:tab w:val="num" w:pos="1440"/>
+        </w:tabs>
+        <w:ind w:left="1440" w:hanging="360"/>
+      </w:pPr>
+      <w:rPr>
+        <w:rFonts w:ascii="Arial" w:hAnsi="Arial" w:hint="default"/>
+      </w:rPr>
+    </w:lvl>
+    <w:lvl w:ilvl="2" w:tplc="5DB4340A" w:tentative="1">
+      <w:start w:val="1"/>
+      <w:numFmt w:val="bullet"/>
+      <w:lvlText w:val="•"/>
+      <w:lvlJc w:val="left"/>
+      <w:pPr>
+        <w:tabs>
+          <w:tab w:val="num" w:pos="2160"/>
+        </w:tabs>
+        <w:ind w:left="2160" w:hanging="360"/>
+      </w:pPr>
+      <w:rPr>
+        <w:rFonts w:ascii="Arial" w:hAnsi="Arial" w:hint="default"/>
+      </w:rPr>
+    </w:lvl>
+    <w:lvl w:ilvl="3" w:tplc="E07C76B4" w:tentative="1">
+      <w:start w:val="1"/>
+      <w:numFmt w:val="bullet"/>
+      <w:lvlText w:val="•"/>
+      <w:lvlJc w:val="left"/>
+      <w:pPr>
+        <w:tabs>
+          <w:tab w:val="num" w:pos="2880"/>
+        </w:tabs>
+        <w:ind w:left="2880" w:hanging="360"/>
+      </w:pPr>
+      <w:rPr>
+        <w:rFonts w:ascii="Arial" w:hAnsi="Arial" w:hint="default"/>
+      </w:rPr>
+    </w:lvl>
+    <w:lvl w:ilvl="4" w:tplc="7AC69812" w:tentative="1">
+      <w:start w:val="1"/>
+      <w:numFmt w:val="bullet"/>
+      <w:lvlText w:val="•"/>
+      <w:lvlJc w:val="left"/>
+      <w:pPr>
+        <w:tabs>
+          <w:tab w:val="num" w:pos="3600"/>
+        </w:tabs>
+        <w:ind w:left="3600" w:hanging="360"/>
+      </w:pPr>
+      <w:rPr>
+        <w:rFonts w:ascii="Arial" w:hAnsi="Arial" w:hint="default"/>
+      </w:rPr>
+    </w:lvl>
+    <w:lvl w:ilvl="5" w:tplc="64E8A164" w:tentative="1">
+      <w:start w:val="1"/>
+      <w:numFmt w:val="bullet"/>
+      <w:lvlText w:val="•"/>
+      <w:lvlJc w:val="left"/>
+      <w:pPr>
+        <w:tabs>
+          <w:tab w:val="num" w:pos="4320"/>
+        </w:tabs>
+        <w:ind w:left="4320" w:hanging="360"/>
+      </w:pPr>
+      <w:rPr>
+        <w:rFonts w:ascii="Arial" w:hAnsi="Arial" w:hint="default"/>
+      </w:rPr>
+    </w:lvl>
+    <w:lvl w:ilvl="6" w:tplc="2262625A" w:tentative="1">
+      <w:start w:val="1"/>
+      <w:numFmt w:val="bullet"/>
+      <w:lvlText w:val="•"/>
+      <w:lvlJc w:val="left"/>
+      <w:pPr>
+        <w:tabs>
+          <w:tab w:val="num" w:pos="5040"/>
+        </w:tabs>
+        <w:ind w:left="5040" w:hanging="360"/>
+      </w:pPr>
+      <w:rPr>
+        <w:rFonts w:ascii="Arial" w:hAnsi="Arial" w:hint="default"/>
+      </w:rPr>
+    </w:lvl>
+    <w:lvl w:ilvl="7" w:tplc="89449278" w:tentative="1">
+      <w:start w:val="1"/>
+      <w:numFmt w:val="bullet"/>
+      <w:lvlText w:val="•"/>
+      <w:lvlJc w:val="left"/>
+      <w:pPr>
+        <w:tabs>
+          <w:tab w:val="num" w:pos="5760"/>
+        </w:tabs>
+        <w:ind w:left="5760" w:hanging="360"/>
+      </w:pPr>
+      <w:rPr>
+        <w:rFonts w:ascii="Arial" w:hAnsi="Arial" w:hint="default"/>
+      </w:rPr>
+    </w:lvl>
+    <w:lvl w:ilvl="8" w:tplc="900CA1EC" w:tentative="1">
+      <w:start w:val="1"/>
+      <w:numFmt w:val="bullet"/>
+      <w:lvlText w:val="•"/>
+      <w:lvlJc w:val="left"/>
+      <w:pPr>
+        <w:tabs>
+          <w:tab w:val="num" w:pos="6480"/>
+        </w:tabs>
+        <w:ind w:left="6480" w:hanging="360"/>
+      </w:pPr>
+      <w:rPr>
+        <w:rFonts w:ascii="Arial" w:hAnsi="Arial" w:hint="default"/>
+      </w:rPr>
+    </w:lvl>
+  </w:abstractNum>
+  <w:abstractNum w:abstractNumId="1" w15:restartNumberingAfterBreak="0">
+    <w:nsid w:val="0A825CBF"/>
+    <w:multiLevelType w:val="hybridMultilevel"/>
+    <w:tmpl w:val="90EE823C"/>
+    <w:lvl w:ilvl="0" w:tplc="9E40ADB6">
+      <w:start w:val="1"/>
+      <w:numFmt w:val="bullet"/>
+      <w:lvlText w:val="•"/>
+      <w:lvlJc w:val="left"/>
+      <w:pPr>
+        <w:tabs>
+          <w:tab w:val="num" w:pos="720"/>
+        </w:tabs>
+        <w:ind w:left="720" w:hanging="360"/>
+      </w:pPr>
+      <w:rPr>
+        <w:rFonts w:ascii="Arial" w:hAnsi="Arial" w:hint="default"/>
+      </w:rPr>
+    </w:lvl>
+    <w:lvl w:ilvl="1" w:tplc="C28E439A">
+      <w:start w:val="1"/>
+      <w:numFmt w:val="bullet"/>
+      <w:lvlText w:val="•"/>
+      <w:lvlJc w:val="left"/>
+      <w:pPr>
+        <w:tabs>
+          <w:tab w:val="num" w:pos="1440"/>
+        </w:tabs>
+        <w:ind w:left="1440" w:hanging="360"/>
+      </w:pPr>
+      <w:rPr>
+        <w:rFonts w:ascii="Arial" w:hAnsi="Arial" w:hint="default"/>
+      </w:rPr>
+    </w:lvl>
+    <w:lvl w:ilvl="2" w:tplc="F57AE65E" w:tentative="1">
+      <w:start w:val="1"/>
+      <w:numFmt w:val="bullet"/>
+      <w:lvlText w:val="•"/>
+      <w:lvlJc w:val="left"/>
+      <w:pPr>
+        <w:tabs>
+          <w:tab w:val="num" w:pos="2160"/>
+        </w:tabs>
+        <w:ind w:left="2160" w:hanging="360"/>
+      </w:pPr>
+      <w:rPr>
+        <w:rFonts w:ascii="Arial" w:hAnsi="Arial" w:hint="default"/>
+      </w:rPr>
+    </w:lvl>
+    <w:lvl w:ilvl="3" w:tplc="5DDC4A68" w:tentative="1">
+      <w:start w:val="1"/>
+      <w:numFmt w:val="bullet"/>
+      <w:lvlText w:val="•"/>
+      <w:lvlJc w:val="left"/>
+      <w:pPr>
+        <w:tabs>
+          <w:tab w:val="num" w:pos="2880"/>
+        </w:tabs>
+        <w:ind w:left="2880" w:hanging="360"/>
+      </w:pPr>
+      <w:rPr>
+        <w:rFonts w:ascii="Arial" w:hAnsi="Arial" w:hint="default"/>
+      </w:rPr>
+    </w:lvl>
+    <w:lvl w:ilvl="4" w:tplc="DD76A09E" w:tentative="1">
+      <w:start w:val="1"/>
+      <w:numFmt w:val="bullet"/>
+      <w:lvlText w:val="•"/>
+      <w:lvlJc w:val="left"/>
+      <w:pPr>
+        <w:tabs>
+          <w:tab w:val="num" w:pos="3600"/>
+        </w:tabs>
+        <w:ind w:left="3600" w:hanging="360"/>
+      </w:pPr>
+      <w:rPr>
+        <w:rFonts w:ascii="Arial" w:hAnsi="Arial" w:hint="default"/>
+      </w:rPr>
+    </w:lvl>
+    <w:lvl w:ilvl="5" w:tplc="448038CC" w:tentative="1">
+      <w:start w:val="1"/>
+      <w:numFmt w:val="bullet"/>
+      <w:lvlText w:val="•"/>
+      <w:lvlJc w:val="left"/>
+      <w:pPr>
+        <w:tabs>
+          <w:tab w:val="num" w:pos="4320"/>
+        </w:tabs>
+        <w:ind w:left="4320" w:hanging="360"/>
+      </w:pPr>
+      <w:rPr>
+        <w:rFonts w:ascii="Arial" w:hAnsi="Arial" w:hint="default"/>
+      </w:rPr>
+    </w:lvl>
+    <w:lvl w:ilvl="6" w:tplc="3BA4626A" w:tentative="1">
+      <w:start w:val="1"/>
+      <w:numFmt w:val="bullet"/>
+      <w:lvlText w:val="•"/>
+      <w:lvlJc w:val="left"/>
+      <w:pPr>
+        <w:tabs>
+          <w:tab w:val="num" w:pos="5040"/>
+        </w:tabs>
+        <w:ind w:left="5040" w:hanging="360"/>
+      </w:pPr>
+      <w:rPr>
+        <w:rFonts w:ascii="Arial" w:hAnsi="Arial" w:hint="default"/>
+      </w:rPr>
+    </w:lvl>
+    <w:lvl w:ilvl="7" w:tplc="0F0213EC" w:tentative="1">
+      <w:start w:val="1"/>
+      <w:numFmt w:val="bullet"/>
+      <w:lvlText w:val="•"/>
+      <w:lvlJc w:val="left"/>
+      <w:pPr>
+        <w:tabs>
+          <w:tab w:val="num" w:pos="5760"/>
+        </w:tabs>
+        <w:ind w:left="5760" w:hanging="360"/>
+      </w:pPr>
+      <w:rPr>
+        <w:rFonts w:ascii="Arial" w:hAnsi="Arial" w:hint="default"/>
+      </w:rPr>
+    </w:lvl>
+    <w:lvl w:ilvl="8" w:tplc="BB36B03A" w:tentative="1">
+      <w:start w:val="1"/>
+      <w:numFmt w:val="bullet"/>
+      <w:lvlText w:val="•"/>
+      <w:lvlJc w:val="left"/>
+      <w:pPr>
+        <w:tabs>
+          <w:tab w:val="num" w:pos="6480"/>
+        </w:tabs>
+        <w:ind w:left="6480" w:hanging="360"/>
+      </w:pPr>
+      <w:rPr>
+        <w:rFonts w:ascii="Arial" w:hAnsi="Arial" w:hint="default"/>
+      </w:rPr>
+    </w:lvl>
+  </w:abstractNum>
+  <w:abstractNum w:abstractNumId="2" w15:restartNumberingAfterBreak="0">
+    <w:nsid w:val="16D234D3"/>
+    <w:multiLevelType w:val="hybridMultilevel"/>
+    <w:tmpl w:val="675A522E"/>
+    <w:lvl w:ilvl="0" w:tplc="FE90A8B0">
+      <w:start w:val="1"/>
+      <w:numFmt w:val="bullet"/>
+      <w:lvlText w:val="•"/>
+      <w:lvlJc w:val="left"/>
+      <w:pPr>
+        <w:tabs>
+          <w:tab w:val="num" w:pos="720"/>
+        </w:tabs>
+        <w:ind w:left="720" w:hanging="360"/>
+      </w:pPr>
+      <w:rPr>
+        <w:rFonts w:ascii="Arial" w:hAnsi="Arial" w:hint="default"/>
+      </w:rPr>
+    </w:lvl>
+    <w:lvl w:ilvl="1" w:tplc="D256DB2A">
+      <w:start w:val="1"/>
+      <w:numFmt w:val="bullet"/>
+      <w:lvlText w:val="•"/>
+      <w:lvlJc w:val="left"/>
+      <w:pPr>
+        <w:tabs>
+          <w:tab w:val="num" w:pos="1440"/>
+        </w:tabs>
+        <w:ind w:left="1440" w:hanging="360"/>
+      </w:pPr>
+      <w:rPr>
+        <w:rFonts w:ascii="Arial" w:hAnsi="Arial" w:hint="default"/>
+      </w:rPr>
+    </w:lvl>
+    <w:lvl w:ilvl="2" w:tplc="651C5222" w:tentative="1">
+      <w:start w:val="1"/>
+      <w:numFmt w:val="bullet"/>
+      <w:lvlText w:val="•"/>
+      <w:lvlJc w:val="left"/>
+      <w:pPr>
+        <w:tabs>
+          <w:tab w:val="num" w:pos="2160"/>
+        </w:tabs>
+        <w:ind w:left="2160" w:hanging="360"/>
+      </w:pPr>
+      <w:rPr>
+        <w:rFonts w:ascii="Arial" w:hAnsi="Arial" w:hint="default"/>
+      </w:rPr>
+    </w:lvl>
+    <w:lvl w:ilvl="3" w:tplc="3DCC4F7A" w:tentative="1">
+      <w:start w:val="1"/>
+      <w:numFmt w:val="bullet"/>
+      <w:lvlText w:val="•"/>
+      <w:lvlJc w:val="left"/>
+      <w:pPr>
+        <w:tabs>
+          <w:tab w:val="num" w:pos="2880"/>
+        </w:tabs>
+        <w:ind w:left="2880" w:hanging="360"/>
+      </w:pPr>
+      <w:rPr>
+        <w:rFonts w:ascii="Arial" w:hAnsi="Arial" w:hint="default"/>
+      </w:rPr>
+    </w:lvl>
+    <w:lvl w:ilvl="4" w:tplc="868C1F48" w:tentative="1">
+      <w:start w:val="1"/>
+      <w:numFmt w:val="bullet"/>
+      <w:lvlText w:val="•"/>
+      <w:lvlJc w:val="left"/>
+      <w:pPr>
+        <w:tabs>
+          <w:tab w:val="num" w:pos="3600"/>
+        </w:tabs>
+        <w:ind w:left="3600" w:hanging="360"/>
+      </w:pPr>
+      <w:rPr>
+        <w:rFonts w:ascii="Arial" w:hAnsi="Arial" w:hint="default"/>
+      </w:rPr>
+    </w:lvl>
+    <w:lvl w:ilvl="5" w:tplc="5DCCC2CA" w:tentative="1">
+      <w:start w:val="1"/>
+      <w:numFmt w:val="bullet"/>
+      <w:lvlText w:val="•"/>
+      <w:lvlJc w:val="left"/>
+      <w:pPr>
+        <w:tabs>
+          <w:tab w:val="num" w:pos="4320"/>
+        </w:tabs>
+        <w:ind w:left="4320" w:hanging="360"/>
+      </w:pPr>
+      <w:rPr>
+        <w:rFonts w:ascii="Arial" w:hAnsi="Arial" w:hint="default"/>
+      </w:rPr>
+    </w:lvl>
+    <w:lvl w:ilvl="6" w:tplc="7552530A" w:tentative="1">
+      <w:start w:val="1"/>
+      <w:numFmt w:val="bullet"/>
+      <w:lvlText w:val="•"/>
+      <w:lvlJc w:val="left"/>
+      <w:pPr>
+        <w:tabs>
+          <w:tab w:val="num" w:pos="5040"/>
+        </w:tabs>
+        <w:ind w:left="5040" w:hanging="360"/>
+      </w:pPr>
+      <w:rPr>
+        <w:rFonts w:ascii="Arial" w:hAnsi="Arial" w:hint="default"/>
+      </w:rPr>
+    </w:lvl>
+    <w:lvl w:ilvl="7" w:tplc="FD9A9572" w:tentative="1">
+      <w:start w:val="1"/>
+      <w:numFmt w:val="bullet"/>
+      <w:lvlText w:val="•"/>
+      <w:lvlJc w:val="left"/>
+      <w:pPr>
+        <w:tabs>
+          <w:tab w:val="num" w:pos="5760"/>
+        </w:tabs>
+        <w:ind w:left="5760" w:hanging="360"/>
+      </w:pPr>
+      <w:rPr>
+        <w:rFonts w:ascii="Arial" w:hAnsi="Arial" w:hint="default"/>
+      </w:rPr>
+    </w:lvl>
+    <w:lvl w:ilvl="8" w:tplc="BA26C338" w:tentative="1">
+      <w:start w:val="1"/>
+      <w:numFmt w:val="bullet"/>
+      <w:lvlText w:val="•"/>
+      <w:lvlJc w:val="left"/>
+      <w:pPr>
+        <w:tabs>
+          <w:tab w:val="num" w:pos="6480"/>
+        </w:tabs>
+        <w:ind w:left="6480" w:hanging="360"/>
+      </w:pPr>
+      <w:rPr>
+        <w:rFonts w:ascii="Arial" w:hAnsi="Arial" w:hint="default"/>
+      </w:rPr>
+    </w:lvl>
+  </w:abstractNum>
+  <w:abstractNum w:abstractNumId="3" w15:restartNumberingAfterBreak="0">
     <w:nsid w:val="182A4498"/>
     <w:multiLevelType w:val="multilevel"/>
     <w:tmpl w:val="933853C0"/>
@@ -2674,7 +4130,7 @@
       </w:pPr>
     </w:lvl>
   </w:abstractNum>
-  <w:abstractNum w:abstractNumId="1" w15:restartNumberingAfterBreak="0">
+  <w:abstractNum w:abstractNumId="4" w15:restartNumberingAfterBreak="0">
     <w:nsid w:val="1BDB5DA8"/>
     <w:multiLevelType w:val="multilevel"/>
     <w:tmpl w:val="82BE4C18"/>
@@ -2823,7 +4279,427 @@
       </w:rPr>
     </w:lvl>
   </w:abstractNum>
-  <w:abstractNum w:abstractNumId="2" w15:restartNumberingAfterBreak="0">
+  <w:abstractNum w:abstractNumId="5" w15:restartNumberingAfterBreak="0">
+    <w:nsid w:val="238731F3"/>
+    <w:multiLevelType w:val="hybridMultilevel"/>
+    <w:tmpl w:val="ECF28A14"/>
+    <w:lvl w:ilvl="0" w:tplc="AAC28960">
+      <w:start w:val="1"/>
+      <w:numFmt w:val="bullet"/>
+      <w:lvlText w:val="•"/>
+      <w:lvlJc w:val="left"/>
+      <w:pPr>
+        <w:tabs>
+          <w:tab w:val="num" w:pos="720"/>
+        </w:tabs>
+        <w:ind w:left="720" w:hanging="360"/>
+      </w:pPr>
+      <w:rPr>
+        <w:rFonts w:ascii="Arial" w:hAnsi="Arial" w:hint="default"/>
+      </w:rPr>
+    </w:lvl>
+    <w:lvl w:ilvl="1" w:tplc="A9A6D236">
+      <w:start w:val="1"/>
+      <w:numFmt w:val="bullet"/>
+      <w:lvlText w:val="•"/>
+      <w:lvlJc w:val="left"/>
+      <w:pPr>
+        <w:tabs>
+          <w:tab w:val="num" w:pos="1440"/>
+        </w:tabs>
+        <w:ind w:left="1440" w:hanging="360"/>
+      </w:pPr>
+      <w:rPr>
+        <w:rFonts w:ascii="Arial" w:hAnsi="Arial" w:hint="default"/>
+      </w:rPr>
+    </w:lvl>
+    <w:lvl w:ilvl="2" w:tplc="DE40DC3C" w:tentative="1">
+      <w:start w:val="1"/>
+      <w:numFmt w:val="bullet"/>
+      <w:lvlText w:val="•"/>
+      <w:lvlJc w:val="left"/>
+      <w:pPr>
+        <w:tabs>
+          <w:tab w:val="num" w:pos="2160"/>
+        </w:tabs>
+        <w:ind w:left="2160" w:hanging="360"/>
+      </w:pPr>
+      <w:rPr>
+        <w:rFonts w:ascii="Arial" w:hAnsi="Arial" w:hint="default"/>
+      </w:rPr>
+    </w:lvl>
+    <w:lvl w:ilvl="3" w:tplc="6A222368" w:tentative="1">
+      <w:start w:val="1"/>
+      <w:numFmt w:val="bullet"/>
+      <w:lvlText w:val="•"/>
+      <w:lvlJc w:val="left"/>
+      <w:pPr>
+        <w:tabs>
+          <w:tab w:val="num" w:pos="2880"/>
+        </w:tabs>
+        <w:ind w:left="2880" w:hanging="360"/>
+      </w:pPr>
+      <w:rPr>
+        <w:rFonts w:ascii="Arial" w:hAnsi="Arial" w:hint="default"/>
+      </w:rPr>
+    </w:lvl>
+    <w:lvl w:ilvl="4" w:tplc="C3484DD8" w:tentative="1">
+      <w:start w:val="1"/>
+      <w:numFmt w:val="bullet"/>
+      <w:lvlText w:val="•"/>
+      <w:lvlJc w:val="left"/>
+      <w:pPr>
+        <w:tabs>
+          <w:tab w:val="num" w:pos="3600"/>
+        </w:tabs>
+        <w:ind w:left="3600" w:hanging="360"/>
+      </w:pPr>
+      <w:rPr>
+        <w:rFonts w:ascii="Arial" w:hAnsi="Arial" w:hint="default"/>
+      </w:rPr>
+    </w:lvl>
+    <w:lvl w:ilvl="5" w:tplc="E8EAFC6E" w:tentative="1">
+      <w:start w:val="1"/>
+      <w:numFmt w:val="bullet"/>
+      <w:lvlText w:val="•"/>
+      <w:lvlJc w:val="left"/>
+      <w:pPr>
+        <w:tabs>
+          <w:tab w:val="num" w:pos="4320"/>
+        </w:tabs>
+        <w:ind w:left="4320" w:hanging="360"/>
+      </w:pPr>
+      <w:rPr>
+        <w:rFonts w:ascii="Arial" w:hAnsi="Arial" w:hint="default"/>
+      </w:rPr>
+    </w:lvl>
+    <w:lvl w:ilvl="6" w:tplc="997489AA" w:tentative="1">
+      <w:start w:val="1"/>
+      <w:numFmt w:val="bullet"/>
+      <w:lvlText w:val="•"/>
+      <w:lvlJc w:val="left"/>
+      <w:pPr>
+        <w:tabs>
+          <w:tab w:val="num" w:pos="5040"/>
+        </w:tabs>
+        <w:ind w:left="5040" w:hanging="360"/>
+      </w:pPr>
+      <w:rPr>
+        <w:rFonts w:ascii="Arial" w:hAnsi="Arial" w:hint="default"/>
+      </w:rPr>
+    </w:lvl>
+    <w:lvl w:ilvl="7" w:tplc="B55C17C4" w:tentative="1">
+      <w:start w:val="1"/>
+      <w:numFmt w:val="bullet"/>
+      <w:lvlText w:val="•"/>
+      <w:lvlJc w:val="left"/>
+      <w:pPr>
+        <w:tabs>
+          <w:tab w:val="num" w:pos="5760"/>
+        </w:tabs>
+        <w:ind w:left="5760" w:hanging="360"/>
+      </w:pPr>
+      <w:rPr>
+        <w:rFonts w:ascii="Arial" w:hAnsi="Arial" w:hint="default"/>
+      </w:rPr>
+    </w:lvl>
+    <w:lvl w:ilvl="8" w:tplc="39CA7EBC" w:tentative="1">
+      <w:start w:val="1"/>
+      <w:numFmt w:val="bullet"/>
+      <w:lvlText w:val="•"/>
+      <w:lvlJc w:val="left"/>
+      <w:pPr>
+        <w:tabs>
+          <w:tab w:val="num" w:pos="6480"/>
+        </w:tabs>
+        <w:ind w:left="6480" w:hanging="360"/>
+      </w:pPr>
+      <w:rPr>
+        <w:rFonts w:ascii="Arial" w:hAnsi="Arial" w:hint="default"/>
+      </w:rPr>
+    </w:lvl>
+  </w:abstractNum>
+  <w:abstractNum w:abstractNumId="6" w15:restartNumberingAfterBreak="0">
+    <w:nsid w:val="24B03161"/>
+    <w:multiLevelType w:val="hybridMultilevel"/>
+    <w:tmpl w:val="35B029EE"/>
+    <w:lvl w:ilvl="0" w:tplc="D7962396">
+      <w:start w:val="1"/>
+      <w:numFmt w:val="bullet"/>
+      <w:lvlText w:val="•"/>
+      <w:lvlJc w:val="left"/>
+      <w:pPr>
+        <w:tabs>
+          <w:tab w:val="num" w:pos="720"/>
+        </w:tabs>
+        <w:ind w:left="720" w:hanging="360"/>
+      </w:pPr>
+      <w:rPr>
+        <w:rFonts w:ascii="Arial" w:hAnsi="Arial" w:hint="default"/>
+      </w:rPr>
+    </w:lvl>
+    <w:lvl w:ilvl="1" w:tplc="BED46232">
+      <w:start w:val="1"/>
+      <w:numFmt w:val="bullet"/>
+      <w:lvlText w:val="•"/>
+      <w:lvlJc w:val="left"/>
+      <w:pPr>
+        <w:tabs>
+          <w:tab w:val="num" w:pos="1440"/>
+        </w:tabs>
+        <w:ind w:left="1440" w:hanging="360"/>
+      </w:pPr>
+      <w:rPr>
+        <w:rFonts w:ascii="Arial" w:hAnsi="Arial" w:hint="default"/>
+      </w:rPr>
+    </w:lvl>
+    <w:lvl w:ilvl="2" w:tplc="9850D30E" w:tentative="1">
+      <w:start w:val="1"/>
+      <w:numFmt w:val="bullet"/>
+      <w:lvlText w:val="•"/>
+      <w:lvlJc w:val="left"/>
+      <w:pPr>
+        <w:tabs>
+          <w:tab w:val="num" w:pos="2160"/>
+        </w:tabs>
+        <w:ind w:left="2160" w:hanging="360"/>
+      </w:pPr>
+      <w:rPr>
+        <w:rFonts w:ascii="Arial" w:hAnsi="Arial" w:hint="default"/>
+      </w:rPr>
+    </w:lvl>
+    <w:lvl w:ilvl="3" w:tplc="462201C8" w:tentative="1">
+      <w:start w:val="1"/>
+      <w:numFmt w:val="bullet"/>
+      <w:lvlText w:val="•"/>
+      <w:lvlJc w:val="left"/>
+      <w:pPr>
+        <w:tabs>
+          <w:tab w:val="num" w:pos="2880"/>
+        </w:tabs>
+        <w:ind w:left="2880" w:hanging="360"/>
+      </w:pPr>
+      <w:rPr>
+        <w:rFonts w:ascii="Arial" w:hAnsi="Arial" w:hint="default"/>
+      </w:rPr>
+    </w:lvl>
+    <w:lvl w:ilvl="4" w:tplc="ADC04736" w:tentative="1">
+      <w:start w:val="1"/>
+      <w:numFmt w:val="bullet"/>
+      <w:lvlText w:val="•"/>
+      <w:lvlJc w:val="left"/>
+      <w:pPr>
+        <w:tabs>
+          <w:tab w:val="num" w:pos="3600"/>
+        </w:tabs>
+        <w:ind w:left="3600" w:hanging="360"/>
+      </w:pPr>
+      <w:rPr>
+        <w:rFonts w:ascii="Arial" w:hAnsi="Arial" w:hint="default"/>
+      </w:rPr>
+    </w:lvl>
+    <w:lvl w:ilvl="5" w:tplc="3DE602E8" w:tentative="1">
+      <w:start w:val="1"/>
+      <w:numFmt w:val="bullet"/>
+      <w:lvlText w:val="•"/>
+      <w:lvlJc w:val="left"/>
+      <w:pPr>
+        <w:tabs>
+          <w:tab w:val="num" w:pos="4320"/>
+        </w:tabs>
+        <w:ind w:left="4320" w:hanging="360"/>
+      </w:pPr>
+      <w:rPr>
+        <w:rFonts w:ascii="Arial" w:hAnsi="Arial" w:hint="default"/>
+      </w:rPr>
+    </w:lvl>
+    <w:lvl w:ilvl="6" w:tplc="D940284C" w:tentative="1">
+      <w:start w:val="1"/>
+      <w:numFmt w:val="bullet"/>
+      <w:lvlText w:val="•"/>
+      <w:lvlJc w:val="left"/>
+      <w:pPr>
+        <w:tabs>
+          <w:tab w:val="num" w:pos="5040"/>
+        </w:tabs>
+        <w:ind w:left="5040" w:hanging="360"/>
+      </w:pPr>
+      <w:rPr>
+        <w:rFonts w:ascii="Arial" w:hAnsi="Arial" w:hint="default"/>
+      </w:rPr>
+    </w:lvl>
+    <w:lvl w:ilvl="7" w:tplc="351A988E" w:tentative="1">
+      <w:start w:val="1"/>
+      <w:numFmt w:val="bullet"/>
+      <w:lvlText w:val="•"/>
+      <w:lvlJc w:val="left"/>
+      <w:pPr>
+        <w:tabs>
+          <w:tab w:val="num" w:pos="5760"/>
+        </w:tabs>
+        <w:ind w:left="5760" w:hanging="360"/>
+      </w:pPr>
+      <w:rPr>
+        <w:rFonts w:ascii="Arial" w:hAnsi="Arial" w:hint="default"/>
+      </w:rPr>
+    </w:lvl>
+    <w:lvl w:ilvl="8" w:tplc="1CAE9F92" w:tentative="1">
+      <w:start w:val="1"/>
+      <w:numFmt w:val="bullet"/>
+      <w:lvlText w:val="•"/>
+      <w:lvlJc w:val="left"/>
+      <w:pPr>
+        <w:tabs>
+          <w:tab w:val="num" w:pos="6480"/>
+        </w:tabs>
+        <w:ind w:left="6480" w:hanging="360"/>
+      </w:pPr>
+      <w:rPr>
+        <w:rFonts w:ascii="Arial" w:hAnsi="Arial" w:hint="default"/>
+      </w:rPr>
+    </w:lvl>
+  </w:abstractNum>
+  <w:abstractNum w:abstractNumId="7" w15:restartNumberingAfterBreak="0">
+    <w:nsid w:val="28231356"/>
+    <w:multiLevelType w:val="hybridMultilevel"/>
+    <w:tmpl w:val="DADCE596"/>
+    <w:lvl w:ilvl="0" w:tplc="7048F644">
+      <w:start w:val="1"/>
+      <w:numFmt w:val="bullet"/>
+      <w:lvlText w:val="•"/>
+      <w:lvlJc w:val="left"/>
+      <w:pPr>
+        <w:tabs>
+          <w:tab w:val="num" w:pos="720"/>
+        </w:tabs>
+        <w:ind w:left="720" w:hanging="360"/>
+      </w:pPr>
+      <w:rPr>
+        <w:rFonts w:ascii="Arial" w:hAnsi="Arial" w:hint="default"/>
+      </w:rPr>
+    </w:lvl>
+    <w:lvl w:ilvl="1" w:tplc="34CAA856">
+      <w:start w:val="1"/>
+      <w:numFmt w:val="bullet"/>
+      <w:lvlText w:val="•"/>
+      <w:lvlJc w:val="left"/>
+      <w:pPr>
+        <w:tabs>
+          <w:tab w:val="num" w:pos="1440"/>
+        </w:tabs>
+        <w:ind w:left="1440" w:hanging="360"/>
+      </w:pPr>
+      <w:rPr>
+        <w:rFonts w:ascii="Arial" w:hAnsi="Arial" w:hint="default"/>
+      </w:rPr>
+    </w:lvl>
+    <w:lvl w:ilvl="2" w:tplc="55B8D278" w:tentative="1">
+      <w:start w:val="1"/>
+      <w:numFmt w:val="bullet"/>
+      <w:lvlText w:val="•"/>
+      <w:lvlJc w:val="left"/>
+      <w:pPr>
+        <w:tabs>
+          <w:tab w:val="num" w:pos="2160"/>
+        </w:tabs>
+        <w:ind w:left="2160" w:hanging="360"/>
+      </w:pPr>
+      <w:rPr>
+        <w:rFonts w:ascii="Arial" w:hAnsi="Arial" w:hint="default"/>
+      </w:rPr>
+    </w:lvl>
+    <w:lvl w:ilvl="3" w:tplc="DBDC2D2C" w:tentative="1">
+      <w:start w:val="1"/>
+      <w:numFmt w:val="bullet"/>
+      <w:lvlText w:val="•"/>
+      <w:lvlJc w:val="left"/>
+      <w:pPr>
+        <w:tabs>
+          <w:tab w:val="num" w:pos="2880"/>
+        </w:tabs>
+        <w:ind w:left="2880" w:hanging="360"/>
+      </w:pPr>
+      <w:rPr>
+        <w:rFonts w:ascii="Arial" w:hAnsi="Arial" w:hint="default"/>
+      </w:rPr>
+    </w:lvl>
+    <w:lvl w:ilvl="4" w:tplc="358E14FC" w:tentative="1">
+      <w:start w:val="1"/>
+      <w:numFmt w:val="bullet"/>
+      <w:lvlText w:val="•"/>
+      <w:lvlJc w:val="left"/>
+      <w:pPr>
+        <w:tabs>
+          <w:tab w:val="num" w:pos="3600"/>
+        </w:tabs>
+        <w:ind w:left="3600" w:hanging="360"/>
+      </w:pPr>
+      <w:rPr>
+        <w:rFonts w:ascii="Arial" w:hAnsi="Arial" w:hint="default"/>
+      </w:rPr>
+    </w:lvl>
+    <w:lvl w:ilvl="5" w:tplc="477CC9B8" w:tentative="1">
+      <w:start w:val="1"/>
+      <w:numFmt w:val="bullet"/>
+      <w:lvlText w:val="•"/>
+      <w:lvlJc w:val="left"/>
+      <w:pPr>
+        <w:tabs>
+          <w:tab w:val="num" w:pos="4320"/>
+        </w:tabs>
+        <w:ind w:left="4320" w:hanging="360"/>
+      </w:pPr>
+      <w:rPr>
+        <w:rFonts w:ascii="Arial" w:hAnsi="Arial" w:hint="default"/>
+      </w:rPr>
+    </w:lvl>
+    <w:lvl w:ilvl="6" w:tplc="280E0A42" w:tentative="1">
+      <w:start w:val="1"/>
+      <w:numFmt w:val="bullet"/>
+      <w:lvlText w:val="•"/>
+      <w:lvlJc w:val="left"/>
+      <w:pPr>
+        <w:tabs>
+          <w:tab w:val="num" w:pos="5040"/>
+        </w:tabs>
+        <w:ind w:left="5040" w:hanging="360"/>
+      </w:pPr>
+      <w:rPr>
+        <w:rFonts w:ascii="Arial" w:hAnsi="Arial" w:hint="default"/>
+      </w:rPr>
+    </w:lvl>
+    <w:lvl w:ilvl="7" w:tplc="D5B2A9CE" w:tentative="1">
+      <w:start w:val="1"/>
+      <w:numFmt w:val="bullet"/>
+      <w:lvlText w:val="•"/>
+      <w:lvlJc w:val="left"/>
+      <w:pPr>
+        <w:tabs>
+          <w:tab w:val="num" w:pos="5760"/>
+        </w:tabs>
+        <w:ind w:left="5760" w:hanging="360"/>
+      </w:pPr>
+      <w:rPr>
+        <w:rFonts w:ascii="Arial" w:hAnsi="Arial" w:hint="default"/>
+      </w:rPr>
+    </w:lvl>
+    <w:lvl w:ilvl="8" w:tplc="C8DAFB6C" w:tentative="1">
+      <w:start w:val="1"/>
+      <w:numFmt w:val="bullet"/>
+      <w:lvlText w:val="•"/>
+      <w:lvlJc w:val="left"/>
+      <w:pPr>
+        <w:tabs>
+          <w:tab w:val="num" w:pos="6480"/>
+        </w:tabs>
+        <w:ind w:left="6480" w:hanging="360"/>
+      </w:pPr>
+      <w:rPr>
+        <w:rFonts w:ascii="Arial" w:hAnsi="Arial" w:hint="default"/>
+      </w:rPr>
+    </w:lvl>
+  </w:abstractNum>
+  <w:abstractNum w:abstractNumId="8" w15:restartNumberingAfterBreak="0">
     <w:nsid w:val="282666A3"/>
     <w:multiLevelType w:val="multilevel"/>
     <w:tmpl w:val="7BBA0F84"/>
@@ -2972,7 +4848,427 @@
       </w:rPr>
     </w:lvl>
   </w:abstractNum>
-  <w:abstractNum w:abstractNumId="3" w15:restartNumberingAfterBreak="0">
+  <w:abstractNum w:abstractNumId="9" w15:restartNumberingAfterBreak="0">
+    <w:nsid w:val="293872F6"/>
+    <w:multiLevelType w:val="hybridMultilevel"/>
+    <w:tmpl w:val="33689714"/>
+    <w:lvl w:ilvl="0" w:tplc="4580ABA4">
+      <w:start w:val="1"/>
+      <w:numFmt w:val="bullet"/>
+      <w:lvlText w:val="•"/>
+      <w:lvlJc w:val="left"/>
+      <w:pPr>
+        <w:tabs>
+          <w:tab w:val="num" w:pos="720"/>
+        </w:tabs>
+        <w:ind w:left="720" w:hanging="360"/>
+      </w:pPr>
+      <w:rPr>
+        <w:rFonts w:ascii="Arial" w:hAnsi="Arial" w:hint="default"/>
+      </w:rPr>
+    </w:lvl>
+    <w:lvl w:ilvl="1" w:tplc="378C490A">
+      <w:start w:val="1"/>
+      <w:numFmt w:val="bullet"/>
+      <w:lvlText w:val="•"/>
+      <w:lvlJc w:val="left"/>
+      <w:pPr>
+        <w:tabs>
+          <w:tab w:val="num" w:pos="1440"/>
+        </w:tabs>
+        <w:ind w:left="1440" w:hanging="360"/>
+      </w:pPr>
+      <w:rPr>
+        <w:rFonts w:ascii="Arial" w:hAnsi="Arial" w:hint="default"/>
+      </w:rPr>
+    </w:lvl>
+    <w:lvl w:ilvl="2" w:tplc="809EA77C" w:tentative="1">
+      <w:start w:val="1"/>
+      <w:numFmt w:val="bullet"/>
+      <w:lvlText w:val="•"/>
+      <w:lvlJc w:val="left"/>
+      <w:pPr>
+        <w:tabs>
+          <w:tab w:val="num" w:pos="2160"/>
+        </w:tabs>
+        <w:ind w:left="2160" w:hanging="360"/>
+      </w:pPr>
+      <w:rPr>
+        <w:rFonts w:ascii="Arial" w:hAnsi="Arial" w:hint="default"/>
+      </w:rPr>
+    </w:lvl>
+    <w:lvl w:ilvl="3" w:tplc="AA56545E" w:tentative="1">
+      <w:start w:val="1"/>
+      <w:numFmt w:val="bullet"/>
+      <w:lvlText w:val="•"/>
+      <w:lvlJc w:val="left"/>
+      <w:pPr>
+        <w:tabs>
+          <w:tab w:val="num" w:pos="2880"/>
+        </w:tabs>
+        <w:ind w:left="2880" w:hanging="360"/>
+      </w:pPr>
+      <w:rPr>
+        <w:rFonts w:ascii="Arial" w:hAnsi="Arial" w:hint="default"/>
+      </w:rPr>
+    </w:lvl>
+    <w:lvl w:ilvl="4" w:tplc="FF8C52F4" w:tentative="1">
+      <w:start w:val="1"/>
+      <w:numFmt w:val="bullet"/>
+      <w:lvlText w:val="•"/>
+      <w:lvlJc w:val="left"/>
+      <w:pPr>
+        <w:tabs>
+          <w:tab w:val="num" w:pos="3600"/>
+        </w:tabs>
+        <w:ind w:left="3600" w:hanging="360"/>
+      </w:pPr>
+      <w:rPr>
+        <w:rFonts w:ascii="Arial" w:hAnsi="Arial" w:hint="default"/>
+      </w:rPr>
+    </w:lvl>
+    <w:lvl w:ilvl="5" w:tplc="C6DA496E" w:tentative="1">
+      <w:start w:val="1"/>
+      <w:numFmt w:val="bullet"/>
+      <w:lvlText w:val="•"/>
+      <w:lvlJc w:val="left"/>
+      <w:pPr>
+        <w:tabs>
+          <w:tab w:val="num" w:pos="4320"/>
+        </w:tabs>
+        <w:ind w:left="4320" w:hanging="360"/>
+      </w:pPr>
+      <w:rPr>
+        <w:rFonts w:ascii="Arial" w:hAnsi="Arial" w:hint="default"/>
+      </w:rPr>
+    </w:lvl>
+    <w:lvl w:ilvl="6" w:tplc="539619AC" w:tentative="1">
+      <w:start w:val="1"/>
+      <w:numFmt w:val="bullet"/>
+      <w:lvlText w:val="•"/>
+      <w:lvlJc w:val="left"/>
+      <w:pPr>
+        <w:tabs>
+          <w:tab w:val="num" w:pos="5040"/>
+        </w:tabs>
+        <w:ind w:left="5040" w:hanging="360"/>
+      </w:pPr>
+      <w:rPr>
+        <w:rFonts w:ascii="Arial" w:hAnsi="Arial" w:hint="default"/>
+      </w:rPr>
+    </w:lvl>
+    <w:lvl w:ilvl="7" w:tplc="5FA47414" w:tentative="1">
+      <w:start w:val="1"/>
+      <w:numFmt w:val="bullet"/>
+      <w:lvlText w:val="•"/>
+      <w:lvlJc w:val="left"/>
+      <w:pPr>
+        <w:tabs>
+          <w:tab w:val="num" w:pos="5760"/>
+        </w:tabs>
+        <w:ind w:left="5760" w:hanging="360"/>
+      </w:pPr>
+      <w:rPr>
+        <w:rFonts w:ascii="Arial" w:hAnsi="Arial" w:hint="default"/>
+      </w:rPr>
+    </w:lvl>
+    <w:lvl w:ilvl="8" w:tplc="841E0F2A" w:tentative="1">
+      <w:start w:val="1"/>
+      <w:numFmt w:val="bullet"/>
+      <w:lvlText w:val="•"/>
+      <w:lvlJc w:val="left"/>
+      <w:pPr>
+        <w:tabs>
+          <w:tab w:val="num" w:pos="6480"/>
+        </w:tabs>
+        <w:ind w:left="6480" w:hanging="360"/>
+      </w:pPr>
+      <w:rPr>
+        <w:rFonts w:ascii="Arial" w:hAnsi="Arial" w:hint="default"/>
+      </w:rPr>
+    </w:lvl>
+  </w:abstractNum>
+  <w:abstractNum w:abstractNumId="10" w15:restartNumberingAfterBreak="0">
+    <w:nsid w:val="2B0D5F58"/>
+    <w:multiLevelType w:val="hybridMultilevel"/>
+    <w:tmpl w:val="F4F2A7E6"/>
+    <w:lvl w:ilvl="0" w:tplc="A524D340">
+      <w:start w:val="1"/>
+      <w:numFmt w:val="bullet"/>
+      <w:lvlText w:val="•"/>
+      <w:lvlJc w:val="left"/>
+      <w:pPr>
+        <w:tabs>
+          <w:tab w:val="num" w:pos="720"/>
+        </w:tabs>
+        <w:ind w:left="720" w:hanging="360"/>
+      </w:pPr>
+      <w:rPr>
+        <w:rFonts w:ascii="Arial" w:hAnsi="Arial" w:hint="default"/>
+      </w:rPr>
+    </w:lvl>
+    <w:lvl w:ilvl="1" w:tplc="E8F220CE">
+      <w:start w:val="1"/>
+      <w:numFmt w:val="bullet"/>
+      <w:lvlText w:val="•"/>
+      <w:lvlJc w:val="left"/>
+      <w:pPr>
+        <w:tabs>
+          <w:tab w:val="num" w:pos="1440"/>
+        </w:tabs>
+        <w:ind w:left="1440" w:hanging="360"/>
+      </w:pPr>
+      <w:rPr>
+        <w:rFonts w:ascii="Arial" w:hAnsi="Arial" w:hint="default"/>
+      </w:rPr>
+    </w:lvl>
+    <w:lvl w:ilvl="2" w:tplc="D97AD31E" w:tentative="1">
+      <w:start w:val="1"/>
+      <w:numFmt w:val="bullet"/>
+      <w:lvlText w:val="•"/>
+      <w:lvlJc w:val="left"/>
+      <w:pPr>
+        <w:tabs>
+          <w:tab w:val="num" w:pos="2160"/>
+        </w:tabs>
+        <w:ind w:left="2160" w:hanging="360"/>
+      </w:pPr>
+      <w:rPr>
+        <w:rFonts w:ascii="Arial" w:hAnsi="Arial" w:hint="default"/>
+      </w:rPr>
+    </w:lvl>
+    <w:lvl w:ilvl="3" w:tplc="E306F796" w:tentative="1">
+      <w:start w:val="1"/>
+      <w:numFmt w:val="bullet"/>
+      <w:lvlText w:val="•"/>
+      <w:lvlJc w:val="left"/>
+      <w:pPr>
+        <w:tabs>
+          <w:tab w:val="num" w:pos="2880"/>
+        </w:tabs>
+        <w:ind w:left="2880" w:hanging="360"/>
+      </w:pPr>
+      <w:rPr>
+        <w:rFonts w:ascii="Arial" w:hAnsi="Arial" w:hint="default"/>
+      </w:rPr>
+    </w:lvl>
+    <w:lvl w:ilvl="4" w:tplc="B6B8599A" w:tentative="1">
+      <w:start w:val="1"/>
+      <w:numFmt w:val="bullet"/>
+      <w:lvlText w:val="•"/>
+      <w:lvlJc w:val="left"/>
+      <w:pPr>
+        <w:tabs>
+          <w:tab w:val="num" w:pos="3600"/>
+        </w:tabs>
+        <w:ind w:left="3600" w:hanging="360"/>
+      </w:pPr>
+      <w:rPr>
+        <w:rFonts w:ascii="Arial" w:hAnsi="Arial" w:hint="default"/>
+      </w:rPr>
+    </w:lvl>
+    <w:lvl w:ilvl="5" w:tplc="BAE2085A" w:tentative="1">
+      <w:start w:val="1"/>
+      <w:numFmt w:val="bullet"/>
+      <w:lvlText w:val="•"/>
+      <w:lvlJc w:val="left"/>
+      <w:pPr>
+        <w:tabs>
+          <w:tab w:val="num" w:pos="4320"/>
+        </w:tabs>
+        <w:ind w:left="4320" w:hanging="360"/>
+      </w:pPr>
+      <w:rPr>
+        <w:rFonts w:ascii="Arial" w:hAnsi="Arial" w:hint="default"/>
+      </w:rPr>
+    </w:lvl>
+    <w:lvl w:ilvl="6" w:tplc="B2783402" w:tentative="1">
+      <w:start w:val="1"/>
+      <w:numFmt w:val="bullet"/>
+      <w:lvlText w:val="•"/>
+      <w:lvlJc w:val="left"/>
+      <w:pPr>
+        <w:tabs>
+          <w:tab w:val="num" w:pos="5040"/>
+        </w:tabs>
+        <w:ind w:left="5040" w:hanging="360"/>
+      </w:pPr>
+      <w:rPr>
+        <w:rFonts w:ascii="Arial" w:hAnsi="Arial" w:hint="default"/>
+      </w:rPr>
+    </w:lvl>
+    <w:lvl w:ilvl="7" w:tplc="78E2FD2E" w:tentative="1">
+      <w:start w:val="1"/>
+      <w:numFmt w:val="bullet"/>
+      <w:lvlText w:val="•"/>
+      <w:lvlJc w:val="left"/>
+      <w:pPr>
+        <w:tabs>
+          <w:tab w:val="num" w:pos="5760"/>
+        </w:tabs>
+        <w:ind w:left="5760" w:hanging="360"/>
+      </w:pPr>
+      <w:rPr>
+        <w:rFonts w:ascii="Arial" w:hAnsi="Arial" w:hint="default"/>
+      </w:rPr>
+    </w:lvl>
+    <w:lvl w:ilvl="8" w:tplc="5B58BE20" w:tentative="1">
+      <w:start w:val="1"/>
+      <w:numFmt w:val="bullet"/>
+      <w:lvlText w:val="•"/>
+      <w:lvlJc w:val="left"/>
+      <w:pPr>
+        <w:tabs>
+          <w:tab w:val="num" w:pos="6480"/>
+        </w:tabs>
+        <w:ind w:left="6480" w:hanging="360"/>
+      </w:pPr>
+      <w:rPr>
+        <w:rFonts w:ascii="Arial" w:hAnsi="Arial" w:hint="default"/>
+      </w:rPr>
+    </w:lvl>
+  </w:abstractNum>
+  <w:abstractNum w:abstractNumId="11" w15:restartNumberingAfterBreak="0">
+    <w:nsid w:val="2CD93700"/>
+    <w:multiLevelType w:val="hybridMultilevel"/>
+    <w:tmpl w:val="5F802896"/>
+    <w:lvl w:ilvl="0" w:tplc="6E82D320">
+      <w:start w:val="1"/>
+      <w:numFmt w:val="bullet"/>
+      <w:lvlText w:val="•"/>
+      <w:lvlJc w:val="left"/>
+      <w:pPr>
+        <w:tabs>
+          <w:tab w:val="num" w:pos="720"/>
+        </w:tabs>
+        <w:ind w:left="720" w:hanging="360"/>
+      </w:pPr>
+      <w:rPr>
+        <w:rFonts w:ascii="Arial" w:hAnsi="Arial" w:hint="default"/>
+      </w:rPr>
+    </w:lvl>
+    <w:lvl w:ilvl="1" w:tplc="01A2FB2C">
+      <w:start w:val="1"/>
+      <w:numFmt w:val="bullet"/>
+      <w:lvlText w:val="•"/>
+      <w:lvlJc w:val="left"/>
+      <w:pPr>
+        <w:tabs>
+          <w:tab w:val="num" w:pos="1440"/>
+        </w:tabs>
+        <w:ind w:left="1440" w:hanging="360"/>
+      </w:pPr>
+      <w:rPr>
+        <w:rFonts w:ascii="Arial" w:hAnsi="Arial" w:hint="default"/>
+      </w:rPr>
+    </w:lvl>
+    <w:lvl w:ilvl="2" w:tplc="698C8ECA" w:tentative="1">
+      <w:start w:val="1"/>
+      <w:numFmt w:val="bullet"/>
+      <w:lvlText w:val="•"/>
+      <w:lvlJc w:val="left"/>
+      <w:pPr>
+        <w:tabs>
+          <w:tab w:val="num" w:pos="2160"/>
+        </w:tabs>
+        <w:ind w:left="2160" w:hanging="360"/>
+      </w:pPr>
+      <w:rPr>
+        <w:rFonts w:ascii="Arial" w:hAnsi="Arial" w:hint="default"/>
+      </w:rPr>
+    </w:lvl>
+    <w:lvl w:ilvl="3" w:tplc="8570A548" w:tentative="1">
+      <w:start w:val="1"/>
+      <w:numFmt w:val="bullet"/>
+      <w:lvlText w:val="•"/>
+      <w:lvlJc w:val="left"/>
+      <w:pPr>
+        <w:tabs>
+          <w:tab w:val="num" w:pos="2880"/>
+        </w:tabs>
+        <w:ind w:left="2880" w:hanging="360"/>
+      </w:pPr>
+      <w:rPr>
+        <w:rFonts w:ascii="Arial" w:hAnsi="Arial" w:hint="default"/>
+      </w:rPr>
+    </w:lvl>
+    <w:lvl w:ilvl="4" w:tplc="450A0CA6" w:tentative="1">
+      <w:start w:val="1"/>
+      <w:numFmt w:val="bullet"/>
+      <w:lvlText w:val="•"/>
+      <w:lvlJc w:val="left"/>
+      <w:pPr>
+        <w:tabs>
+          <w:tab w:val="num" w:pos="3600"/>
+        </w:tabs>
+        <w:ind w:left="3600" w:hanging="360"/>
+      </w:pPr>
+      <w:rPr>
+        <w:rFonts w:ascii="Arial" w:hAnsi="Arial" w:hint="default"/>
+      </w:rPr>
+    </w:lvl>
+    <w:lvl w:ilvl="5" w:tplc="B2F25BEE" w:tentative="1">
+      <w:start w:val="1"/>
+      <w:numFmt w:val="bullet"/>
+      <w:lvlText w:val="•"/>
+      <w:lvlJc w:val="left"/>
+      <w:pPr>
+        <w:tabs>
+          <w:tab w:val="num" w:pos="4320"/>
+        </w:tabs>
+        <w:ind w:left="4320" w:hanging="360"/>
+      </w:pPr>
+      <w:rPr>
+        <w:rFonts w:ascii="Arial" w:hAnsi="Arial" w:hint="default"/>
+      </w:rPr>
+    </w:lvl>
+    <w:lvl w:ilvl="6" w:tplc="3EC80B9E" w:tentative="1">
+      <w:start w:val="1"/>
+      <w:numFmt w:val="bullet"/>
+      <w:lvlText w:val="•"/>
+      <w:lvlJc w:val="left"/>
+      <w:pPr>
+        <w:tabs>
+          <w:tab w:val="num" w:pos="5040"/>
+        </w:tabs>
+        <w:ind w:left="5040" w:hanging="360"/>
+      </w:pPr>
+      <w:rPr>
+        <w:rFonts w:ascii="Arial" w:hAnsi="Arial" w:hint="default"/>
+      </w:rPr>
+    </w:lvl>
+    <w:lvl w:ilvl="7" w:tplc="2AB82782" w:tentative="1">
+      <w:start w:val="1"/>
+      <w:numFmt w:val="bullet"/>
+      <w:lvlText w:val="•"/>
+      <w:lvlJc w:val="left"/>
+      <w:pPr>
+        <w:tabs>
+          <w:tab w:val="num" w:pos="5760"/>
+        </w:tabs>
+        <w:ind w:left="5760" w:hanging="360"/>
+      </w:pPr>
+      <w:rPr>
+        <w:rFonts w:ascii="Arial" w:hAnsi="Arial" w:hint="default"/>
+      </w:rPr>
+    </w:lvl>
+    <w:lvl w:ilvl="8" w:tplc="02468244" w:tentative="1">
+      <w:start w:val="1"/>
+      <w:numFmt w:val="bullet"/>
+      <w:lvlText w:val="•"/>
+      <w:lvlJc w:val="left"/>
+      <w:pPr>
+        <w:tabs>
+          <w:tab w:val="num" w:pos="6480"/>
+        </w:tabs>
+        <w:ind w:left="6480" w:hanging="360"/>
+      </w:pPr>
+      <w:rPr>
+        <w:rFonts w:ascii="Arial" w:hAnsi="Arial" w:hint="default"/>
+      </w:rPr>
+    </w:lvl>
+  </w:abstractNum>
+  <w:abstractNum w:abstractNumId="12" w15:restartNumberingAfterBreak="0">
     <w:nsid w:val="3A3A7199"/>
     <w:multiLevelType w:val="multilevel"/>
     <w:tmpl w:val="90466F28"/>
@@ -3121,7 +5417,7 @@
       </w:rPr>
     </w:lvl>
   </w:abstractNum>
-  <w:abstractNum w:abstractNumId="4" w15:restartNumberingAfterBreak="0">
+  <w:abstractNum w:abstractNumId="13" w15:restartNumberingAfterBreak="0">
     <w:nsid w:val="3DE12765"/>
     <w:multiLevelType w:val="multilevel"/>
     <w:tmpl w:val="1570AD18"/>
@@ -3270,7 +5566,147 @@
       </w:rPr>
     </w:lvl>
   </w:abstractNum>
-  <w:abstractNum w:abstractNumId="5" w15:restartNumberingAfterBreak="0">
+  <w:abstractNum w:abstractNumId="14" w15:restartNumberingAfterBreak="0">
+    <w:nsid w:val="404A22F1"/>
+    <w:multiLevelType w:val="hybridMultilevel"/>
+    <w:tmpl w:val="75D00FB6"/>
+    <w:lvl w:ilvl="0" w:tplc="3E385022">
+      <w:start w:val="1"/>
+      <w:numFmt w:val="bullet"/>
+      <w:lvlText w:val="•"/>
+      <w:lvlJc w:val="left"/>
+      <w:pPr>
+        <w:tabs>
+          <w:tab w:val="num" w:pos="720"/>
+        </w:tabs>
+        <w:ind w:left="720" w:hanging="360"/>
+      </w:pPr>
+      <w:rPr>
+        <w:rFonts w:ascii="Arial" w:hAnsi="Arial" w:hint="default"/>
+      </w:rPr>
+    </w:lvl>
+    <w:lvl w:ilvl="1" w:tplc="C04A84C6">
+      <w:start w:val="1"/>
+      <w:numFmt w:val="bullet"/>
+      <w:lvlText w:val="•"/>
+      <w:lvlJc w:val="left"/>
+      <w:pPr>
+        <w:tabs>
+          <w:tab w:val="num" w:pos="1440"/>
+        </w:tabs>
+        <w:ind w:left="1440" w:hanging="360"/>
+      </w:pPr>
+      <w:rPr>
+        <w:rFonts w:ascii="Arial" w:hAnsi="Arial" w:hint="default"/>
+      </w:rPr>
+    </w:lvl>
+    <w:lvl w:ilvl="2" w:tplc="24F4031E" w:tentative="1">
+      <w:start w:val="1"/>
+      <w:numFmt w:val="bullet"/>
+      <w:lvlText w:val="•"/>
+      <w:lvlJc w:val="left"/>
+      <w:pPr>
+        <w:tabs>
+          <w:tab w:val="num" w:pos="2160"/>
+        </w:tabs>
+        <w:ind w:left="2160" w:hanging="360"/>
+      </w:pPr>
+      <w:rPr>
+        <w:rFonts w:ascii="Arial" w:hAnsi="Arial" w:hint="default"/>
+      </w:rPr>
+    </w:lvl>
+    <w:lvl w:ilvl="3" w:tplc="DB54CACA" w:tentative="1">
+      <w:start w:val="1"/>
+      <w:numFmt w:val="bullet"/>
+      <w:lvlText w:val="•"/>
+      <w:lvlJc w:val="left"/>
+      <w:pPr>
+        <w:tabs>
+          <w:tab w:val="num" w:pos="2880"/>
+        </w:tabs>
+        <w:ind w:left="2880" w:hanging="360"/>
+      </w:pPr>
+      <w:rPr>
+        <w:rFonts w:ascii="Arial" w:hAnsi="Arial" w:hint="default"/>
+      </w:rPr>
+    </w:lvl>
+    <w:lvl w:ilvl="4" w:tplc="271010E6" w:tentative="1">
+      <w:start w:val="1"/>
+      <w:numFmt w:val="bullet"/>
+      <w:lvlText w:val="•"/>
+      <w:lvlJc w:val="left"/>
+      <w:pPr>
+        <w:tabs>
+          <w:tab w:val="num" w:pos="3600"/>
+        </w:tabs>
+        <w:ind w:left="3600" w:hanging="360"/>
+      </w:pPr>
+      <w:rPr>
+        <w:rFonts w:ascii="Arial" w:hAnsi="Arial" w:hint="default"/>
+      </w:rPr>
+    </w:lvl>
+    <w:lvl w:ilvl="5" w:tplc="92B8399E" w:tentative="1">
+      <w:start w:val="1"/>
+      <w:numFmt w:val="bullet"/>
+      <w:lvlText w:val="•"/>
+      <w:lvlJc w:val="left"/>
+      <w:pPr>
+        <w:tabs>
+          <w:tab w:val="num" w:pos="4320"/>
+        </w:tabs>
+        <w:ind w:left="4320" w:hanging="360"/>
+      </w:pPr>
+      <w:rPr>
+        <w:rFonts w:ascii="Arial" w:hAnsi="Arial" w:hint="default"/>
+      </w:rPr>
+    </w:lvl>
+    <w:lvl w:ilvl="6" w:tplc="C0609724" w:tentative="1">
+      <w:start w:val="1"/>
+      <w:numFmt w:val="bullet"/>
+      <w:lvlText w:val="•"/>
+      <w:lvlJc w:val="left"/>
+      <w:pPr>
+        <w:tabs>
+          <w:tab w:val="num" w:pos="5040"/>
+        </w:tabs>
+        <w:ind w:left="5040" w:hanging="360"/>
+      </w:pPr>
+      <w:rPr>
+        <w:rFonts w:ascii="Arial" w:hAnsi="Arial" w:hint="default"/>
+      </w:rPr>
+    </w:lvl>
+    <w:lvl w:ilvl="7" w:tplc="C1B0032C" w:tentative="1">
+      <w:start w:val="1"/>
+      <w:numFmt w:val="bullet"/>
+      <w:lvlText w:val="•"/>
+      <w:lvlJc w:val="left"/>
+      <w:pPr>
+        <w:tabs>
+          <w:tab w:val="num" w:pos="5760"/>
+        </w:tabs>
+        <w:ind w:left="5760" w:hanging="360"/>
+      </w:pPr>
+      <w:rPr>
+        <w:rFonts w:ascii="Arial" w:hAnsi="Arial" w:hint="default"/>
+      </w:rPr>
+    </w:lvl>
+    <w:lvl w:ilvl="8" w:tplc="EA1A9798" w:tentative="1">
+      <w:start w:val="1"/>
+      <w:numFmt w:val="bullet"/>
+      <w:lvlText w:val="•"/>
+      <w:lvlJc w:val="left"/>
+      <w:pPr>
+        <w:tabs>
+          <w:tab w:val="num" w:pos="6480"/>
+        </w:tabs>
+        <w:ind w:left="6480" w:hanging="360"/>
+      </w:pPr>
+      <w:rPr>
+        <w:rFonts w:ascii="Arial" w:hAnsi="Arial" w:hint="default"/>
+      </w:rPr>
+    </w:lvl>
+  </w:abstractNum>
+  <w:abstractNum w:abstractNumId="15" w15:restartNumberingAfterBreak="0">
     <w:nsid w:val="437E0B23"/>
     <w:multiLevelType w:val="multilevel"/>
     <w:tmpl w:val="FD4E510C"/>
@@ -3419,7 +5855,120 @@
       </w:rPr>
     </w:lvl>
   </w:abstractNum>
-  <w:abstractNum w:abstractNumId="6" w15:restartNumberingAfterBreak="0">
+  <w:abstractNum w:abstractNumId="16" w15:restartNumberingAfterBreak="0">
+    <w:nsid w:val="458A73B1"/>
+    <w:multiLevelType w:val="hybridMultilevel"/>
+    <w:tmpl w:val="49FA4F7A"/>
+    <w:lvl w:ilvl="0" w:tplc="0C0A0001">
+      <w:start w:val="1"/>
+      <w:numFmt w:val="bullet"/>
+      <w:lvlText w:val=""/>
+      <w:lvlJc w:val="left"/>
+      <w:pPr>
+        <w:ind w:left="360" w:hanging="360"/>
+      </w:pPr>
+      <w:rPr>
+        <w:rFonts w:ascii="Symbol" w:hAnsi="Symbol" w:hint="default"/>
+      </w:rPr>
+    </w:lvl>
+    <w:lvl w:ilvl="1" w:tplc="0C0A0003" w:tentative="1">
+      <w:start w:val="1"/>
+      <w:numFmt w:val="bullet"/>
+      <w:lvlText w:val="o"/>
+      <w:lvlJc w:val="left"/>
+      <w:pPr>
+        <w:ind w:left="1080" w:hanging="360"/>
+      </w:pPr>
+      <w:rPr>
+        <w:rFonts w:ascii="Courier New" w:hAnsi="Courier New" w:cs="Courier New" w:hint="default"/>
+      </w:rPr>
+    </w:lvl>
+    <w:lvl w:ilvl="2" w:tplc="0C0A0005" w:tentative="1">
+      <w:start w:val="1"/>
+      <w:numFmt w:val="bullet"/>
+      <w:lvlText w:val=""/>
+      <w:lvlJc w:val="left"/>
+      <w:pPr>
+        <w:ind w:left="1800" w:hanging="360"/>
+      </w:pPr>
+      <w:rPr>
+        <w:rFonts w:ascii="Wingdings" w:hAnsi="Wingdings" w:hint="default"/>
+      </w:rPr>
+    </w:lvl>
+    <w:lvl w:ilvl="3" w:tplc="0C0A0001" w:tentative="1">
+      <w:start w:val="1"/>
+      <w:numFmt w:val="bullet"/>
+      <w:lvlText w:val=""/>
+      <w:lvlJc w:val="left"/>
+      <w:pPr>
+        <w:ind w:left="2520" w:hanging="360"/>
+      </w:pPr>
+      <w:rPr>
+        <w:rFonts w:ascii="Symbol" w:hAnsi="Symbol" w:hint="default"/>
+      </w:rPr>
+    </w:lvl>
+    <w:lvl w:ilvl="4" w:tplc="0C0A0003" w:tentative="1">
+      <w:start w:val="1"/>
+      <w:numFmt w:val="bullet"/>
+      <w:lvlText w:val="o"/>
+      <w:lvlJc w:val="left"/>
+      <w:pPr>
+        <w:ind w:left="3240" w:hanging="360"/>
+      </w:pPr>
+      <w:rPr>
+        <w:rFonts w:ascii="Courier New" w:hAnsi="Courier New" w:cs="Courier New" w:hint="default"/>
+      </w:rPr>
+    </w:lvl>
+    <w:lvl w:ilvl="5" w:tplc="0C0A0005" w:tentative="1">
+      <w:start w:val="1"/>
+      <w:numFmt w:val="bullet"/>
+      <w:lvlText w:val=""/>
+      <w:lvlJc w:val="left"/>
+      <w:pPr>
+        <w:ind w:left="3960" w:hanging="360"/>
+      </w:pPr>
+      <w:rPr>
+        <w:rFonts w:ascii="Wingdings" w:hAnsi="Wingdings" w:hint="default"/>
+      </w:rPr>
+    </w:lvl>
+    <w:lvl w:ilvl="6" w:tplc="0C0A0001" w:tentative="1">
+      <w:start w:val="1"/>
+      <w:numFmt w:val="bullet"/>
+      <w:lvlText w:val=""/>
+      <w:lvlJc w:val="left"/>
+      <w:pPr>
+        <w:ind w:left="4680" w:hanging="360"/>
+      </w:pPr>
+      <w:rPr>
+        <w:rFonts w:ascii="Symbol" w:hAnsi="Symbol" w:hint="default"/>
+      </w:rPr>
+    </w:lvl>
+    <w:lvl w:ilvl="7" w:tplc="0C0A0003" w:tentative="1">
+      <w:start w:val="1"/>
+      <w:numFmt w:val="bullet"/>
+      <w:lvlText w:val="o"/>
+      <w:lvlJc w:val="left"/>
+      <w:pPr>
+        <w:ind w:left="5400" w:hanging="360"/>
+      </w:pPr>
+      <w:rPr>
+        <w:rFonts w:ascii="Courier New" w:hAnsi="Courier New" w:cs="Courier New" w:hint="default"/>
+      </w:rPr>
+    </w:lvl>
+    <w:lvl w:ilvl="8" w:tplc="0C0A0005" w:tentative="1">
+      <w:start w:val="1"/>
+      <w:numFmt w:val="bullet"/>
+      <w:lvlText w:val=""/>
+      <w:lvlJc w:val="left"/>
+      <w:pPr>
+        <w:ind w:left="6120" w:hanging="360"/>
+      </w:pPr>
+      <w:rPr>
+        <w:rFonts w:ascii="Wingdings" w:hAnsi="Wingdings" w:hint="default"/>
+      </w:rPr>
+    </w:lvl>
+  </w:abstractNum>
+  <w:abstractNum w:abstractNumId="17" w15:restartNumberingAfterBreak="0">
     <w:nsid w:val="474E4CDD"/>
     <w:multiLevelType w:val="multilevel"/>
     <w:tmpl w:val="F77E34FE"/>
@@ -3536,7 +6085,7 @@
       </w:pPr>
     </w:lvl>
   </w:abstractNum>
-  <w:abstractNum w:abstractNumId="7" w15:restartNumberingAfterBreak="0">
+  <w:abstractNum w:abstractNumId="18" w15:restartNumberingAfterBreak="0">
     <w:nsid w:val="4752485F"/>
     <w:multiLevelType w:val="multilevel"/>
     <w:tmpl w:val="324A9A5E"/>
@@ -3685,29 +6234,491 @@
       </w:rPr>
     </w:lvl>
   </w:abstractNum>
+  <w:abstractNum w:abstractNumId="19" w15:restartNumberingAfterBreak="0">
+    <w:nsid w:val="67F15491"/>
+    <w:multiLevelType w:val="hybridMultilevel"/>
+    <w:tmpl w:val="1E32B5E8"/>
+    <w:lvl w:ilvl="0" w:tplc="FBF81C3C">
+      <w:start w:val="1"/>
+      <w:numFmt w:val="bullet"/>
+      <w:lvlText w:val="•"/>
+      <w:lvlJc w:val="left"/>
+      <w:pPr>
+        <w:tabs>
+          <w:tab w:val="num" w:pos="720"/>
+        </w:tabs>
+        <w:ind w:left="720" w:hanging="360"/>
+      </w:pPr>
+      <w:rPr>
+        <w:rFonts w:ascii="Arial" w:hAnsi="Arial" w:hint="default"/>
+      </w:rPr>
+    </w:lvl>
+    <w:lvl w:ilvl="1" w:tplc="8728A62A">
+      <w:start w:val="1"/>
+      <w:numFmt w:val="bullet"/>
+      <w:lvlText w:val="•"/>
+      <w:lvlJc w:val="left"/>
+      <w:pPr>
+        <w:tabs>
+          <w:tab w:val="num" w:pos="1440"/>
+        </w:tabs>
+        <w:ind w:left="1440" w:hanging="360"/>
+      </w:pPr>
+      <w:rPr>
+        <w:rFonts w:ascii="Arial" w:hAnsi="Arial" w:hint="default"/>
+      </w:rPr>
+    </w:lvl>
+    <w:lvl w:ilvl="2" w:tplc="0384433C" w:tentative="1">
+      <w:start w:val="1"/>
+      <w:numFmt w:val="bullet"/>
+      <w:lvlText w:val="•"/>
+      <w:lvlJc w:val="left"/>
+      <w:pPr>
+        <w:tabs>
+          <w:tab w:val="num" w:pos="2160"/>
+        </w:tabs>
+        <w:ind w:left="2160" w:hanging="360"/>
+      </w:pPr>
+      <w:rPr>
+        <w:rFonts w:ascii="Arial" w:hAnsi="Arial" w:hint="default"/>
+      </w:rPr>
+    </w:lvl>
+    <w:lvl w:ilvl="3" w:tplc="DDB0403E" w:tentative="1">
+      <w:start w:val="1"/>
+      <w:numFmt w:val="bullet"/>
+      <w:lvlText w:val="•"/>
+      <w:lvlJc w:val="left"/>
+      <w:pPr>
+        <w:tabs>
+          <w:tab w:val="num" w:pos="2880"/>
+        </w:tabs>
+        <w:ind w:left="2880" w:hanging="360"/>
+      </w:pPr>
+      <w:rPr>
+        <w:rFonts w:ascii="Arial" w:hAnsi="Arial" w:hint="default"/>
+      </w:rPr>
+    </w:lvl>
+    <w:lvl w:ilvl="4" w:tplc="185C0884" w:tentative="1">
+      <w:start w:val="1"/>
+      <w:numFmt w:val="bullet"/>
+      <w:lvlText w:val="•"/>
+      <w:lvlJc w:val="left"/>
+      <w:pPr>
+        <w:tabs>
+          <w:tab w:val="num" w:pos="3600"/>
+        </w:tabs>
+        <w:ind w:left="3600" w:hanging="360"/>
+      </w:pPr>
+      <w:rPr>
+        <w:rFonts w:ascii="Arial" w:hAnsi="Arial" w:hint="default"/>
+      </w:rPr>
+    </w:lvl>
+    <w:lvl w:ilvl="5" w:tplc="151E7F18" w:tentative="1">
+      <w:start w:val="1"/>
+      <w:numFmt w:val="bullet"/>
+      <w:lvlText w:val="•"/>
+      <w:lvlJc w:val="left"/>
+      <w:pPr>
+        <w:tabs>
+          <w:tab w:val="num" w:pos="4320"/>
+        </w:tabs>
+        <w:ind w:left="4320" w:hanging="360"/>
+      </w:pPr>
+      <w:rPr>
+        <w:rFonts w:ascii="Arial" w:hAnsi="Arial" w:hint="default"/>
+      </w:rPr>
+    </w:lvl>
+    <w:lvl w:ilvl="6" w:tplc="2EA016EA" w:tentative="1">
+      <w:start w:val="1"/>
+      <w:numFmt w:val="bullet"/>
+      <w:lvlText w:val="•"/>
+      <w:lvlJc w:val="left"/>
+      <w:pPr>
+        <w:tabs>
+          <w:tab w:val="num" w:pos="5040"/>
+        </w:tabs>
+        <w:ind w:left="5040" w:hanging="360"/>
+      </w:pPr>
+      <w:rPr>
+        <w:rFonts w:ascii="Arial" w:hAnsi="Arial" w:hint="default"/>
+      </w:rPr>
+    </w:lvl>
+    <w:lvl w:ilvl="7" w:tplc="5FA80B8E" w:tentative="1">
+      <w:start w:val="1"/>
+      <w:numFmt w:val="bullet"/>
+      <w:lvlText w:val="•"/>
+      <w:lvlJc w:val="left"/>
+      <w:pPr>
+        <w:tabs>
+          <w:tab w:val="num" w:pos="5760"/>
+        </w:tabs>
+        <w:ind w:left="5760" w:hanging="360"/>
+      </w:pPr>
+      <w:rPr>
+        <w:rFonts w:ascii="Arial" w:hAnsi="Arial" w:hint="default"/>
+      </w:rPr>
+    </w:lvl>
+    <w:lvl w:ilvl="8" w:tplc="BD0AC05C" w:tentative="1">
+      <w:start w:val="1"/>
+      <w:numFmt w:val="bullet"/>
+      <w:lvlText w:val="•"/>
+      <w:lvlJc w:val="left"/>
+      <w:pPr>
+        <w:tabs>
+          <w:tab w:val="num" w:pos="6480"/>
+        </w:tabs>
+        <w:ind w:left="6480" w:hanging="360"/>
+      </w:pPr>
+      <w:rPr>
+        <w:rFonts w:ascii="Arial" w:hAnsi="Arial" w:hint="default"/>
+      </w:rPr>
+    </w:lvl>
+  </w:abstractNum>
+  <w:abstractNum w:abstractNumId="20" w15:restartNumberingAfterBreak="0">
+    <w:nsid w:val="70CF06E5"/>
+    <w:multiLevelType w:val="hybridMultilevel"/>
+    <w:tmpl w:val="7DF8F070"/>
+    <w:lvl w:ilvl="0" w:tplc="7CE4AACA">
+      <w:start w:val="1"/>
+      <w:numFmt w:val="bullet"/>
+      <w:lvlText w:val="•"/>
+      <w:lvlJc w:val="left"/>
+      <w:pPr>
+        <w:tabs>
+          <w:tab w:val="num" w:pos="720"/>
+        </w:tabs>
+        <w:ind w:left="720" w:hanging="360"/>
+      </w:pPr>
+      <w:rPr>
+        <w:rFonts w:ascii="Arial" w:hAnsi="Arial" w:hint="default"/>
+      </w:rPr>
+    </w:lvl>
+    <w:lvl w:ilvl="1" w:tplc="994217FA">
+      <w:start w:val="1"/>
+      <w:numFmt w:val="bullet"/>
+      <w:lvlText w:val="•"/>
+      <w:lvlJc w:val="left"/>
+      <w:pPr>
+        <w:tabs>
+          <w:tab w:val="num" w:pos="1440"/>
+        </w:tabs>
+        <w:ind w:left="1440" w:hanging="360"/>
+      </w:pPr>
+      <w:rPr>
+        <w:rFonts w:ascii="Arial" w:hAnsi="Arial" w:hint="default"/>
+      </w:rPr>
+    </w:lvl>
+    <w:lvl w:ilvl="2" w:tplc="49FA8D0A" w:tentative="1">
+      <w:start w:val="1"/>
+      <w:numFmt w:val="bullet"/>
+      <w:lvlText w:val="•"/>
+      <w:lvlJc w:val="left"/>
+      <w:pPr>
+        <w:tabs>
+          <w:tab w:val="num" w:pos="2160"/>
+        </w:tabs>
+        <w:ind w:left="2160" w:hanging="360"/>
+      </w:pPr>
+      <w:rPr>
+        <w:rFonts w:ascii="Arial" w:hAnsi="Arial" w:hint="default"/>
+      </w:rPr>
+    </w:lvl>
+    <w:lvl w:ilvl="3" w:tplc="339AF9B8" w:tentative="1">
+      <w:start w:val="1"/>
+      <w:numFmt w:val="bullet"/>
+      <w:lvlText w:val="•"/>
+      <w:lvlJc w:val="left"/>
+      <w:pPr>
+        <w:tabs>
+          <w:tab w:val="num" w:pos="2880"/>
+        </w:tabs>
+        <w:ind w:left="2880" w:hanging="360"/>
+      </w:pPr>
+      <w:rPr>
+        <w:rFonts w:ascii="Arial" w:hAnsi="Arial" w:hint="default"/>
+      </w:rPr>
+    </w:lvl>
+    <w:lvl w:ilvl="4" w:tplc="AB322976" w:tentative="1">
+      <w:start w:val="1"/>
+      <w:numFmt w:val="bullet"/>
+      <w:lvlText w:val="•"/>
+      <w:lvlJc w:val="left"/>
+      <w:pPr>
+        <w:tabs>
+          <w:tab w:val="num" w:pos="3600"/>
+        </w:tabs>
+        <w:ind w:left="3600" w:hanging="360"/>
+      </w:pPr>
+      <w:rPr>
+        <w:rFonts w:ascii="Arial" w:hAnsi="Arial" w:hint="default"/>
+      </w:rPr>
+    </w:lvl>
+    <w:lvl w:ilvl="5" w:tplc="EEDAE744" w:tentative="1">
+      <w:start w:val="1"/>
+      <w:numFmt w:val="bullet"/>
+      <w:lvlText w:val="•"/>
+      <w:lvlJc w:val="left"/>
+      <w:pPr>
+        <w:tabs>
+          <w:tab w:val="num" w:pos="4320"/>
+        </w:tabs>
+        <w:ind w:left="4320" w:hanging="360"/>
+      </w:pPr>
+      <w:rPr>
+        <w:rFonts w:ascii="Arial" w:hAnsi="Arial" w:hint="default"/>
+      </w:rPr>
+    </w:lvl>
+    <w:lvl w:ilvl="6" w:tplc="CAA6C558" w:tentative="1">
+      <w:start w:val="1"/>
+      <w:numFmt w:val="bullet"/>
+      <w:lvlText w:val="•"/>
+      <w:lvlJc w:val="left"/>
+      <w:pPr>
+        <w:tabs>
+          <w:tab w:val="num" w:pos="5040"/>
+        </w:tabs>
+        <w:ind w:left="5040" w:hanging="360"/>
+      </w:pPr>
+      <w:rPr>
+        <w:rFonts w:ascii="Arial" w:hAnsi="Arial" w:hint="default"/>
+      </w:rPr>
+    </w:lvl>
+    <w:lvl w:ilvl="7" w:tplc="654A604C" w:tentative="1">
+      <w:start w:val="1"/>
+      <w:numFmt w:val="bullet"/>
+      <w:lvlText w:val="•"/>
+      <w:lvlJc w:val="left"/>
+      <w:pPr>
+        <w:tabs>
+          <w:tab w:val="num" w:pos="5760"/>
+        </w:tabs>
+        <w:ind w:left="5760" w:hanging="360"/>
+      </w:pPr>
+      <w:rPr>
+        <w:rFonts w:ascii="Arial" w:hAnsi="Arial" w:hint="default"/>
+      </w:rPr>
+    </w:lvl>
+    <w:lvl w:ilvl="8" w:tplc="9B06D99E" w:tentative="1">
+      <w:start w:val="1"/>
+      <w:numFmt w:val="bullet"/>
+      <w:lvlText w:val="•"/>
+      <w:lvlJc w:val="left"/>
+      <w:pPr>
+        <w:tabs>
+          <w:tab w:val="num" w:pos="6480"/>
+        </w:tabs>
+        <w:ind w:left="6480" w:hanging="360"/>
+      </w:pPr>
+      <w:rPr>
+        <w:rFonts w:ascii="Arial" w:hAnsi="Arial" w:hint="default"/>
+      </w:rPr>
+    </w:lvl>
+  </w:abstractNum>
+  <w:abstractNum w:abstractNumId="21" w15:restartNumberingAfterBreak="0">
+    <w:nsid w:val="7E5552F0"/>
+    <w:multiLevelType w:val="hybridMultilevel"/>
+    <w:tmpl w:val="0786DBCC"/>
+    <w:lvl w:ilvl="0" w:tplc="BF4C6692">
+      <w:start w:val="1"/>
+      <w:numFmt w:val="bullet"/>
+      <w:lvlText w:val="•"/>
+      <w:lvlJc w:val="left"/>
+      <w:pPr>
+        <w:tabs>
+          <w:tab w:val="num" w:pos="720"/>
+        </w:tabs>
+        <w:ind w:left="720" w:hanging="360"/>
+      </w:pPr>
+      <w:rPr>
+        <w:rFonts w:ascii="Arial" w:hAnsi="Arial" w:hint="default"/>
+      </w:rPr>
+    </w:lvl>
+    <w:lvl w:ilvl="1" w:tplc="756418C6">
+      <w:start w:val="1"/>
+      <w:numFmt w:val="bullet"/>
+      <w:lvlText w:val="•"/>
+      <w:lvlJc w:val="left"/>
+      <w:pPr>
+        <w:tabs>
+          <w:tab w:val="num" w:pos="1440"/>
+        </w:tabs>
+        <w:ind w:left="1440" w:hanging="360"/>
+      </w:pPr>
+      <w:rPr>
+        <w:rFonts w:ascii="Arial" w:hAnsi="Arial" w:hint="default"/>
+      </w:rPr>
+    </w:lvl>
+    <w:lvl w:ilvl="2" w:tplc="AFD4DBB0" w:tentative="1">
+      <w:start w:val="1"/>
+      <w:numFmt w:val="bullet"/>
+      <w:lvlText w:val="•"/>
+      <w:lvlJc w:val="left"/>
+      <w:pPr>
+        <w:tabs>
+          <w:tab w:val="num" w:pos="2160"/>
+        </w:tabs>
+        <w:ind w:left="2160" w:hanging="360"/>
+      </w:pPr>
+      <w:rPr>
+        <w:rFonts w:ascii="Arial" w:hAnsi="Arial" w:hint="default"/>
+      </w:rPr>
+    </w:lvl>
+    <w:lvl w:ilvl="3" w:tplc="957E7FE2" w:tentative="1">
+      <w:start w:val="1"/>
+      <w:numFmt w:val="bullet"/>
+      <w:lvlText w:val="•"/>
+      <w:lvlJc w:val="left"/>
+      <w:pPr>
+        <w:tabs>
+          <w:tab w:val="num" w:pos="2880"/>
+        </w:tabs>
+        <w:ind w:left="2880" w:hanging="360"/>
+      </w:pPr>
+      <w:rPr>
+        <w:rFonts w:ascii="Arial" w:hAnsi="Arial" w:hint="default"/>
+      </w:rPr>
+    </w:lvl>
+    <w:lvl w:ilvl="4" w:tplc="7D4EBFC6" w:tentative="1">
+      <w:start w:val="1"/>
+      <w:numFmt w:val="bullet"/>
+      <w:lvlText w:val="•"/>
+      <w:lvlJc w:val="left"/>
+      <w:pPr>
+        <w:tabs>
+          <w:tab w:val="num" w:pos="3600"/>
+        </w:tabs>
+        <w:ind w:left="3600" w:hanging="360"/>
+      </w:pPr>
+      <w:rPr>
+        <w:rFonts w:ascii="Arial" w:hAnsi="Arial" w:hint="default"/>
+      </w:rPr>
+    </w:lvl>
+    <w:lvl w:ilvl="5" w:tplc="ACF6D770" w:tentative="1">
+      <w:start w:val="1"/>
+      <w:numFmt w:val="bullet"/>
+      <w:lvlText w:val="•"/>
+      <w:lvlJc w:val="left"/>
+      <w:pPr>
+        <w:tabs>
+          <w:tab w:val="num" w:pos="4320"/>
+        </w:tabs>
+        <w:ind w:left="4320" w:hanging="360"/>
+      </w:pPr>
+      <w:rPr>
+        <w:rFonts w:ascii="Arial" w:hAnsi="Arial" w:hint="default"/>
+      </w:rPr>
+    </w:lvl>
+    <w:lvl w:ilvl="6" w:tplc="89446448" w:tentative="1">
+      <w:start w:val="1"/>
+      <w:numFmt w:val="bullet"/>
+      <w:lvlText w:val="•"/>
+      <w:lvlJc w:val="left"/>
+      <w:pPr>
+        <w:tabs>
+          <w:tab w:val="num" w:pos="5040"/>
+        </w:tabs>
+        <w:ind w:left="5040" w:hanging="360"/>
+      </w:pPr>
+      <w:rPr>
+        <w:rFonts w:ascii="Arial" w:hAnsi="Arial" w:hint="default"/>
+      </w:rPr>
+    </w:lvl>
+    <w:lvl w:ilvl="7" w:tplc="B37065CC" w:tentative="1">
+      <w:start w:val="1"/>
+      <w:numFmt w:val="bullet"/>
+      <w:lvlText w:val="•"/>
+      <w:lvlJc w:val="left"/>
+      <w:pPr>
+        <w:tabs>
+          <w:tab w:val="num" w:pos="5760"/>
+        </w:tabs>
+        <w:ind w:left="5760" w:hanging="360"/>
+      </w:pPr>
+      <w:rPr>
+        <w:rFonts w:ascii="Arial" w:hAnsi="Arial" w:hint="default"/>
+      </w:rPr>
+    </w:lvl>
+    <w:lvl w:ilvl="8" w:tplc="DB2E1568" w:tentative="1">
+      <w:start w:val="1"/>
+      <w:numFmt w:val="bullet"/>
+      <w:lvlText w:val="•"/>
+      <w:lvlJc w:val="left"/>
+      <w:pPr>
+        <w:tabs>
+          <w:tab w:val="num" w:pos="6480"/>
+        </w:tabs>
+        <w:ind w:left="6480" w:hanging="360"/>
+      </w:pPr>
+      <w:rPr>
+        <w:rFonts w:ascii="Arial" w:hAnsi="Arial" w:hint="default"/>
+      </w:rPr>
+    </w:lvl>
+  </w:abstractNum>
   <w:num w:numId="1" w16cid:durableId="858619018">
+    <w:abstractNumId w:val="3"/>
+  </w:num>
+  <w:num w:numId="2" w16cid:durableId="962734397">
+    <w:abstractNumId w:val="17"/>
+  </w:num>
+  <w:num w:numId="3" w16cid:durableId="2119639709">
+    <w:abstractNumId w:val="13"/>
+  </w:num>
+  <w:num w:numId="4" w16cid:durableId="1651638543">
+    <w:abstractNumId w:val="12"/>
+  </w:num>
+  <w:num w:numId="5" w16cid:durableId="1279531566">
+    <w:abstractNumId w:val="8"/>
+  </w:num>
+  <w:num w:numId="6" w16cid:durableId="1142120037">
+    <w:abstractNumId w:val="4"/>
+  </w:num>
+  <w:num w:numId="7" w16cid:durableId="1751350671">
+    <w:abstractNumId w:val="15"/>
+  </w:num>
+  <w:num w:numId="8" w16cid:durableId="1261327794">
+    <w:abstractNumId w:val="18"/>
+  </w:num>
+  <w:num w:numId="9" w16cid:durableId="194856595">
+    <w:abstractNumId w:val="19"/>
+  </w:num>
+  <w:num w:numId="10" w16cid:durableId="444616390">
+    <w:abstractNumId w:val="16"/>
+  </w:num>
+  <w:num w:numId="11" w16cid:durableId="787241771">
     <w:abstractNumId w:val="0"/>
   </w:num>
-  <w:num w:numId="2" w16cid:durableId="962734397">
+  <w:num w:numId="12" w16cid:durableId="437411885">
+    <w:abstractNumId w:val="20"/>
+  </w:num>
+  <w:num w:numId="13" w16cid:durableId="233860047">
+    <w:abstractNumId w:val="7"/>
+  </w:num>
+  <w:num w:numId="14" w16cid:durableId="992416703">
+    <w:abstractNumId w:val="5"/>
+  </w:num>
+  <w:num w:numId="15" w16cid:durableId="332412663">
+    <w:abstractNumId w:val="9"/>
+  </w:num>
+  <w:num w:numId="16" w16cid:durableId="722296390">
     <w:abstractNumId w:val="6"/>
   </w:num>
-  <w:num w:numId="3" w16cid:durableId="2119639709">
-    <w:abstractNumId w:val="4"/>
+  <w:num w:numId="17" w16cid:durableId="180709567">
+    <w:abstractNumId w:val="1"/>
   </w:num>
-  <w:num w:numId="4" w16cid:durableId="1651638543">
-    <w:abstractNumId w:val="3"/>
-  </w:num>
-  <w:num w:numId="5" w16cid:durableId="1279531566">
+  <w:num w:numId="18" w16cid:durableId="1754886399">
     <w:abstractNumId w:val="2"/>
   </w:num>
-  <w:num w:numId="6" w16cid:durableId="1142120037">
-    <w:abstractNumId w:val="1"/>
+  <w:num w:numId="19" w16cid:durableId="77993110">
+    <w:abstractNumId w:val="11"/>
   </w:num>
-  <w:num w:numId="7" w16cid:durableId="1751350671">
-    <w:abstractNumId w:val="5"/>
+  <w:num w:numId="20" w16cid:durableId="1290622404">
+    <w:abstractNumId w:val="21"/>
   </w:num>
-  <w:num w:numId="8" w16cid:durableId="1261327794">
-    <w:abstractNumId w:val="7"/>
+  <w:num w:numId="21" w16cid:durableId="575089299">
+    <w:abstractNumId w:val="10"/>
+  </w:num>
+  <w:num w:numId="22" w16cid:durableId="650642458">
+    <w:abstractNumId w:val="14"/>
   </w:num>
 </w:numbering>
 </file>
@@ -4140,7 +7151,6 @@
     <w:next w:val="Normal"/>
     <w:link w:val="Ttulo2Car"/>
     <w:uiPriority w:val="9"/>
-    <w:semiHidden/>
     <w:unhideWhenUsed/>
     <w:qFormat/>
     <w:rsid w:val="00D62A3D"/>
@@ -4356,7 +7366,6 @@
     <w:basedOn w:val="Fuentedeprrafopredeter"/>
     <w:link w:val="Ttulo2"/>
     <w:uiPriority w:val="9"/>
-    <w:semiHidden/>
     <w:rsid w:val="00D62A3D"/>
     <w:rPr>
       <w:rFonts w:asciiTheme="majorHAnsi" w:eastAsiaTheme="majorEastAsia" w:hAnsiTheme="majorHAnsi" w:cstheme="majorBidi"/>
